--- a/klagomål/A 22797-2026 FSC-klagomål.docx
+++ b/klagomål/A 22797-2026 FSC-klagomål.docx
@@ -997,7 +997,7 @@
     <w:r>
       <w:tab/>
       <w:tab/>
-      <w:t>2026-06-15</w:t>
+      <w:t>2026-06-16</w:t>
       <w:br/>
       <w:br/>
     </w:r>

--- a/klagomål/A 22797-2026 FSC-klagomål.docx
+++ b/klagomål/A 22797-2026 FSC-klagomål.docx
@@ -997,7 +997,7 @@
     <w:r>
       <w:tab/>
       <w:tab/>
-      <w:t>2026-06-16</w:t>
+      <w:t>2026-06-17</w:t>
       <w:br/>
       <w:br/>
     </w:r>

--- a/klagomål/A 22797-2026 FSC-klagomål.docx
+++ b/klagomål/A 22797-2026 FSC-klagomål.docx
@@ -1,6 +1,6 @@
 
 <file path=word/document.xml><?xml version="1.0" encoding="utf-8"?>
-<w:document xmlns:wpc="http://schemas.microsoft.com/office/word/2010/wordprocessingCanvas" xmlns:cx="http://schemas.microsoft.com/office/drawing/2014/chartex" xmlns:cx1="http://schemas.microsoft.com/office/drawing/2015/9/8/chartex" xmlns:cx2="http://schemas.microsoft.com/office/drawing/2015/10/21/chartex" xmlns:cx3="http://schemas.microsoft.com/office/drawing/2016/5/9/chartex" xmlns:cx4="http://schemas.microsoft.com/office/drawing/2016/5/10/chartex" xmlns:cx5="http://schemas.microsoft.com/office/drawing/2016/5/11/chartex" xmlns:cx6="http://schemas.microsoft.com/office/drawing/2016/5/12/chartex" xmlns:cx7="http://schemas.microsoft.com/office/drawing/2016/5/13/chartex" xmlns:cx8="http://schemas.microsoft.com/office/drawing/2016/5/14/chartex" xmlns:mc="http://schemas.openxmlformats.org/markup-compatibility/2006" xmlns:aink="http://schemas.microsoft.com/office/drawing/2016/ink" xmlns:am3d="http://schemas.microsoft.com/office/drawing/2017/model3d" xmlns:o="urn:schemas-microsoft-com:office:office" xmlns:oel="http://schemas.microsoft.com/office/2019/extlst" xmlns:r="http://schemas.openxmlformats.org/officeDocument/2006/relationships" xmlns:m="http://schemas.openxmlformats.org/officeDocument/2006/math" xmlns:v="urn:schemas-microsoft-com:vml" xmlns:wp14="http://schemas.microsoft.com/office/word/2010/wordprocessingDrawing" xmlns:wp="http://schemas.openxmlformats.org/drawingml/2006/wordprocessingDrawing" xmlns:w10="urn:schemas-microsoft-com:office:word" xmlns:w="http://schemas.openxmlformats.org/wordprocessingml/2006/main" xmlns:w14="http://schemas.microsoft.com/office/word/2010/wordml" xmlns:w15="http://schemas.microsoft.com/office/word/2012/wordml" xmlns:w16cex="http://schemas.microsoft.com/office/word/2018/wordml/cex" xmlns:w16cid="http://schemas.microsoft.com/office/word/2016/wordml/cid" xmlns:w16="http://schemas.microsoft.com/office/word/2018/wordml" xmlns:w16sdtdh="http://schemas.microsoft.com/office/word/2020/wordml/sdtdatahash" xmlns:w16se="http://schemas.microsoft.com/office/word/2015/wordml/symex" xmlns:wpg="http://schemas.microsoft.com/office/word/2010/wordprocessingGroup" xmlns:wpi="http://schemas.microsoft.com/office/word/2010/wordprocessingInk" xmlns:wne="http://schemas.microsoft.com/office/word/2006/wordml" xmlns:wps="http://schemas.microsoft.com/office/word/2010/wordprocessingShape" mc:Ignorable="w14 w15 w16se w16cid w16 w16cex w16sdtdh wp14">
+<w:document xmlns:wpc="http://schemas.microsoft.com/office/word/2010/wordprocessingCanvas" xmlns:cx="http://schemas.microsoft.com/office/drawing/2014/chartex" xmlns:cx1="http://schemas.microsoft.com/office/drawing/2015/9/8/chartex" xmlns:cx2="http://schemas.microsoft.com/office/drawing/2015/10/21/chartex" xmlns:cx3="http://schemas.microsoft.com/office/drawing/2016/5/9/chartex" xmlns:cx4="http://schemas.microsoft.com/office/drawing/2016/5/10/chartex" xmlns:cx5="http://schemas.microsoft.com/office/drawing/2016/5/11/chartex" xmlns:cx6="http://schemas.microsoft.com/office/drawing/2016/5/12/chartex" xmlns:cx7="http://schemas.microsoft.com/office/drawing/2016/5/13/chartex" xmlns:cx8="http://schemas.microsoft.com/office/drawing/2016/5/14/chartex" xmlns:mc="http://schemas.openxmlformats.org/markup-compatibility/2006" xmlns:aink="http://schemas.microsoft.com/office/drawing/2016/ink" xmlns:am3d="http://schemas.microsoft.com/office/drawing/2017/model3d" xmlns:o="urn:schemas-microsoft-com:office:office" xmlns:oel="http://schemas.microsoft.com/office/2019/extlst" xmlns:r="http://schemas.openxmlformats.org/officeDocument/2006/relationships" xmlns:m="http://schemas.openxmlformats.org/officeDocument/2006/math" xmlns:v="urn:schemas-microsoft-com:vml" xmlns:wp14="http://schemas.microsoft.com/office/word/2010/wordprocessingDrawing" xmlns:wp="http://schemas.openxmlformats.org/drawingml/2006/wordprocessingDrawing" xmlns:w10="urn:schemas-microsoft-com:office:word" xmlns:w="http://schemas.openxmlformats.org/wordprocessingml/2006/main" xmlns:w14="http://schemas.microsoft.com/office/word/2010/wordml" xmlns:w15="http://schemas.microsoft.com/office/word/2012/wordml" xmlns:w16cex="http://schemas.microsoft.com/office/word/2018/wordml/cex" xmlns:w16cid="http://schemas.microsoft.com/office/word/2016/wordml/cid" xmlns:w16="http://schemas.microsoft.com/office/word/2018/wordml" xmlns:w16du="http://schemas.microsoft.com/office/word/2023/wordml/word16du" xmlns:w16sdtdh="http://schemas.microsoft.com/office/word/2020/wordml/sdtdatahash" xmlns:w16sdtfl="http://schemas.microsoft.com/office/word/2024/wordml/sdtformatlock" xmlns:w16se="http://schemas.microsoft.com/office/word/2015/wordml/symex" xmlns:wpg="http://schemas.microsoft.com/office/word/2010/wordprocessingGroup" xmlns:wpi="http://schemas.microsoft.com/office/word/2010/wordprocessingInk" xmlns:wne="http://schemas.microsoft.com/office/word/2006/wordml" xmlns:wps="http://schemas.microsoft.com/office/word/2010/wordprocessingShape" mc:Ignorable="w14 w15 w16se w16cid w16 w16cex w16sdtdh w16sdtfl w16du wp14">
   <w:body>
     <w:p>
       <w:r>
@@ -168,7 +168,7 @@
     </w:p>
     <w:p>
       <w:r>
-        <w:t>Detta dokument behandlar höga naturvärden i avverkningsanmälan A 22797-2026 i Skellefteå kommun. Denna avverkningsanmälan inkom 2026-05-16 15:46:07 och omfattar 14,0 ha.</w:t>
+        <w:t>Detta dokument behandlar höga naturvärden i avverkningsanmälan A 22797-2026 i Skellefteå kommun som inkom 2026-05-16 och omfattar 14,0 ha.</w:t>
       </w:r>
     </w:p>
     <w:p>
@@ -191,12 +191,15 @@
     </w:p>
     <w:p>
       <w:r>
-        <w:t>I avverkningsanmälan har följande 1 naturvårdsarter hittats: knärot (VU, §8). Av dessa är 1 rödlistade. För rödlistade arter har rödlistekategorin angivits inom parentes. För fridlysta arter anges även paragrafen i Artskyddsförordningen som arten är fridlyst enligt.</w:t>
+        <w:t>I avverkningsanmälan har följande 1 naturvårdsarter hittats: knärot (VU, T, §8). Av dessa är 1 rödlistade. För rödlistade arter har rödlistekategorin angivits inom parentes. Typiska arter inom Natura 2000 som är kopplade till skogsekosystem har markerats med (T). För fridlysta arter anges även paragrafen i Artskyddsförordningen som arten är fridlyst enligt.</w:t>
       </w:r>
     </w:p>
     <w:p>
       <w:r>
-        <w:t>De påträffade naturvårdsarterna är ett tydligt kvitto på att detta rör sig om en skog med höga naturvärden. I Figur 1 visas en karta över det avverkningsanmälda området, där samtliga fyndplatser för naturvårdsarter som finns registrerade på Artportalen har markerats.</w:t>
+        <w:t>De påträffade naturvårdsarterna är ett tydligt kvitto på att det rör sig om en skog med höga naturvärden.</w:t>
+      </w:r>
+      <w:r>
+        <w:t xml:space="preserve"> I Figur 1 visas fyndplatser för naturvårdsarter i området, som finns registrerade på Artportalen.</w:t>
       </w:r>
     </w:p>
     <w:p>
@@ -206,7 +209,7 @@
       <w:r>
         <w:drawing>
           <wp:inline xmlns:a="http://schemas.openxmlformats.org/drawingml/2006/main" xmlns:pic="http://schemas.openxmlformats.org/drawingml/2006/picture">
-            <wp:extent cx="5486400" cy="2189839"/>
+            <wp:extent cx="5486400" cy="2722461"/>
             <wp:docPr id="1" name="Picture 1"/>
             <wp:cNvGraphicFramePr>
               <a:graphicFrameLocks noChangeAspect="1"/>
@@ -227,7 +230,7 @@
                   <pic:spPr>
                     <a:xfrm>
                       <a:off x="0" y="0"/>
-                      <a:ext cx="5486400" cy="2189839"/>
+                      <a:ext cx="5486400" cy="2722461"/>
                     </a:xfrm>
                     <a:prstGeom prst="rect"/>
                   </pic:spPr>
@@ -241,14 +244,15 @@
     <w:p>
       <w:pPr>
         <w:pStyle w:val="Caption"/>
+        <w:spacing w:after="240"/>
       </w:pPr>
       <w:r>
-        <w:t>Figur 1. Fyndplatser för naturvårdsarter i det avverkningsanmälda området (röd linje). Markörer utan svart kant är placerade på fyndplatsen. Markörer med svart kant är placerade vid sidan av fyndplatsen och har ett svart streck som visar fyndplatsens exakta position. Kartans mittpunktskoordinat är N 7182080, E 769056 i SWEREF 99 TM.</w:t>
+        <w:t>Figur 1. Fyndplatser för naturvårdsarter i avverkningsanmälan (röd linje). Markörer utan svart kant är placerade på fyndplatsen. Markörer med svart kant är placerade vid sidan av fyndplatsen och har ett svart streck som visar fyndplatsens exakta position. Kartans mittpunktskoordinat är N 7182080, E 769056 i SWEREF 99 TM.</w:t>
       </w:r>
     </w:p>
     <w:p>
       <w:pPr>
-        <w:pStyle w:val="Heading1"/>
+        <w:pStyle w:val="Heading2"/>
       </w:pPr>
       <w:r>
         <w:t>Fridlysta arter</w:t>
@@ -256,7 +260,7 @@
     </w:p>
     <w:p>
       <w:r>
-        <w:t>Följande fridlysta arter har sina livsmiljöer och växtplatser i den avverkningsanmälda skogen: knärot (VU, §8).</w:t>
+        <w:t>Följande fridlysta arter har sina livsmiljöer och växtplatser i den avverkningsanmälda skogen: knärot (VU, T, §8).</w:t>
       </w:r>
     </w:p>
     <w:p>
@@ -285,7 +289,7 @@
         <w:t xml:space="preserve"> 9050 Näringsrik granskog</w:t>
       </w:r>
       <w:r>
-        <w:t xml:space="preserve">, rödlistad som sårbar och fridlyst enligt 8§ artskyddsförordningen. En nyligen genomförd analys av 79 floraväktarlokaler indikerar att det behövs någonstans mellan 100 och 150 meters skyddszon för att en knärotspopulation inte ska dö ut på lång sikt (Sebestyén &amp; Sundberg, 2025). Detta ligger väl i linje med tidigare genomförda studier som visar att det krävs väl tilltagna buffertzoner för att knäroten inte ska ta skada av skogsbruksåtgärder i intilliggande skog (Johnson, 2014; Koelmeijer m.fl., 2022; Skogsstyrelsen, 2022). Arten är även känslig för gallring vilket framgår av Skogsstyrelsens egen vägledning för hänsyn till knärot (Skogsstyrelsen, 2022). För rika förekomster av knärot är reservatsbildning eller biotopskydd lämpliga åtgärder för att skydda den. På knärot kan den sällsynta rostsvampen </w:t>
+        <w:t xml:space="preserve">, rödlistad som sårbar och fridlyst enligt 8§ artskyddsförordningen. En nyligen genomförd analys av 79 floraväktarlokaler indikerar att det behövs någonstans mellan 100 och 150 meters skyddszon för att en knärotspopulation inte ska dö ut på lång sikt (Sebestyén &amp; Sundberg, 2025). Detta ligger väl i linje med tidigare genomförda studier som visar att det krävs väl tilltagna buffertzoner för att knäroten inte ska ta skada av skogsbruksåtgärder i intilliggande skog (Johnson, 2014; Koelmeijer m.fl., 2022; Skogsstyrelsen, 2022). Arten är även känslig för gallring vilket framgår av Skogsstyrelsens egen vägledning för hänsyn till knärot (Skogsstyrelsen, 2022). Ytterligare en studie visar på den starka korrelationen mellan minskande arealer kontinuitetsskog och lokal utdöenderisk. Knäroten uppvisade en mycket låg koloniseringsgrad (0,7 % över 10 år) i kombination med hög lokal utrotningsrisk (75,2 %), där utrotningssannolikheten ökade kraftigt när arealen kontinuitetsskog minskade mellan undersökningar, t.ex. på grund av kalhyggesbruk (Johansson et al., 2026). För rika förekomster av knärot är reservatsbildning eller biotopskydd lämpliga åtgärder för att skydda den. På knärot kan den sällsynta rostsvampen </w:t>
       </w:r>
       <w:r>
         <w:rPr>
@@ -318,7 +322,7 @@
       <w:r>
         <w:drawing>
           <wp:inline xmlns:a="http://schemas.openxmlformats.org/drawingml/2006/main" xmlns:pic="http://schemas.openxmlformats.org/drawingml/2006/picture">
-            <wp:extent cx="5486400" cy="2423886"/>
+            <wp:extent cx="5486400" cy="2841239"/>
             <wp:docPr id="2" name="Picture 2"/>
             <wp:cNvGraphicFramePr>
               <a:graphicFrameLocks noChangeAspect="1"/>
@@ -339,7 +343,7 @@
                   <pic:spPr>
                     <a:xfrm>
                       <a:off x="0" y="0"/>
-                      <a:ext cx="5486400" cy="2423886"/>
+                      <a:ext cx="5486400" cy="2841239"/>
                     </a:xfrm>
                     <a:prstGeom prst="rect"/>
                   </pic:spPr>
@@ -353,15 +357,11 @@
     <w:p>
       <w:pPr>
         <w:pStyle w:val="Caption"/>
+        <w:spacing w:after="240"/>
       </w:pPr>
       <w:r>
         <w:t>Figur 2. Fyndplatser och buffertzoner för knärot i det avverkningsanmälda området. Endast fyndplatser vars buffertzoner överlappar med det avverkningsanmälda området har tagits med i visualiseringen. Kartans mittpunktskoordinat är N 7182080, E 769056 i SWEREF 99 TM.</w:t>
       </w:r>
-    </w:p>
-    <w:p>
-      <w:pPr>
-        <w:pStyle w:val="Caption"/>
-      </w:pPr>
     </w:p>
     <w:p>
       <w:r>
@@ -691,7 +691,7 @@
     </w:p>
     <w:p>
       <w:r>
-        <w:t>En analys av 79 floraväktarlokaler åren 1990–2015 vilka återbesökts under 2020–2024 visade på en tydlig negativ påverkan på knärotsförekomster från större hyggen i närområdet (inom 150–200 m) vilket indikerar att kanteffekter har en stor påverkan på populationerna. Resultaten bekräftar knärotens känslighet för kanteffekter och visar vikten av att skydda större skogsbestånd för att bevara arten. Om det blir höga andelar (&gt;30%) hyggen inom 200 meter från en knärotsförekomst så ökar risken för att en knärotspopulation dör ut och det verkar det behövas någonstans mellan 100 och 150 meters skyddszon för att bevara arten på lång sikt (Sebestyén &amp; Sundberg, 2025).</w:t>
+        <w:t>En analys av 79 floraväktarlokaler åren 1990–2015 vilka återbesökts under 2020–2024 visade på en tydlig negativ påverkan på knärotsförekomster från större hyggen i närområdet (inom 150–200 m) vilket indikerar att kanteffekter har en stor påverkan på populationerna. Resultaten bekräftar knärotens känslighet för kanteffekter och visar vikten av att skydda större skogsbestånd för att bevara arten. Om det blir höga andelar (&gt;30%) hyggen inom 200 meter från en knärotsförekomst så ökar risken för att en knärotspopulation dör ut och det verkar det behövas någonstans mellan 100 och 150 meters skyddszon för att bevara arten på lång sikt (Sebestyén &amp; Sundberg, 2025). Detta stöds även av en studie (Johansson et al, 2026) baserad på data från Riksskogstaxeringen som visar att knäroten minskat med 66 % under perioden 1993–2022 samt att det finns en stark korrelation mellan minskande arealer kontinuitetsskog och lokal utdöenderisk. Knäroten uppvisade en mycket låg koloniseringsgrad (0,7 % över 10 år) i kombination med hög lokal utrotningsrisk (75,2 %), där utrotningssannolikheten ökade kraftigt när arealen kontinuitetsskog minskade mellan undersökningar, t.ex. på grund av kalhyggesbruk (Johansson et al., 2026).</w:t>
       </w:r>
     </w:p>
     <w:p>
@@ -736,7 +736,7 @@
     </w:p>
     <w:p>
       <w:r>
-        <w:t>En nyligen publicerad vetenskaplig uppsats av Koelmeijer m.fl. (2022) inkluderar orkidén knärots skyddsbehov. I uppsatsen berörs problemet med uttorkning för växter, bl.a. för knärot, ett problem som blivit accentuerat på grund av den pågående klimatförändringen och torra somrar, t.ex. den exceptionellt torra sommaren 2018. I uppsatsen undersöks områden med tre olika avstånd från kalhyggeskant med avseende på skydd bl.a. för knärot. Det första området har avstånd upp till 20 m från hyggeskant (Strong edge effect), det andra 20–40 m från hyggeskant (Weak edge effect) och det tredje avser större avstånd från hyggeskant, där kanteffekten anses vara försumbar (Interior). Ett resultat var att man fann stor eller mycket stor uttorkningseffekt på känsliga och rödlistade skogsarter vid de kortare avstånden till hyggeskant, medan effekt av uttorkning inte konstaterades på större avstånd (Interior). För orkidén knärot fann man en rik förekomst (upp till 0,06 dm2/m2) på stort avstånd från hyggeskant (Interior), medan förekomsten var liten eller närmast försumbar i de områden som klassificerades som Weak edge effect respektive Strong edge effect. Arbetet påpekar att de allt oftare förekommande torra somrarna ger ytterligare skäl att utöka skyddsavståndet från hyggen till den fuktkrävande arten knärot (Koelmeijer m.fl., 2022).</w:t>
+        <w:t>Ytterligare en studie (Koelmeijer m.fl., 2022) inkluderar knärotens skyddsbehov. I uppsatsen berörs problemet med uttorkning för växter, bl.a. för knärot, ett problem som blivit accentuerat på grund av den pågående klimatförändringen och torra somrar, t.ex. den exceptionellt torra sommaren 2018. I uppsatsen undersöks områden med tre olika avstånd från kalhyggeskant med avseende på skydd bl.a. för knärot. Det första området har avstånd upp till 20 m från hyggeskant (Strong edge effect), det andra 20–40 m från hyggeskant (Weak edge effect) och det tredje avser större avstånd från hyggeskant, där kanteffekten anses vara försumbar (Interior). Ett resultat var att man fann stor eller mycket stor uttorkningseffekt på känsliga och rödlistade skogsarter vid de kortare avstånden till hyggeskant, medan effekt av uttorkning inte konstaterades på större avstånd (Interior). För orkidén knärot fann man en rik förekomst (upp till 0,06 dm2/m2) på stort avstånd från hyggeskant (Interior), medan förekomsten var liten eller närmast försumbar i de områden som klassificerades som Weak edge effect respektive Strong edge effect. Arbetet påpekar att de allt oftare förekommande torra somrarna ger ytterligare skäl att utöka skyddsavståndet från hyggen till den fuktkrävande arten knärot (Koelmeijer m.fl., 2022).</w:t>
       </w:r>
     </w:p>
     <w:p>
@@ -768,7 +768,7 @@
         <w:t xml:space="preserve">Short-term response of the herbaceous layer within leave patches after harvest. </w:t>
       </w:r>
       <w:r>
-        <w:t>Forest Ecology and Management 257, 1014–1025</w:t>
+        <w:t>Forest Ecology and Management 257, 1014–1025.</w:t>
       </w:r>
     </w:p>
     <w:p>
@@ -782,7 +782,30 @@
         <w:t xml:space="preserve">Level and pattern of overstory retention interact to shape long-term responses of understories to timber harvest. </w:t>
       </w:r>
       <w:r>
-        <w:t>Ecological Applications, 22, 2049–2064</w:t>
+        <w:t>Ecological Applications, 22, 2049–2064.</w:t>
+      </w:r>
+    </w:p>
+    <w:p>
+      <w:r>
+        <w:t>Johansson, V., Jansson, M. och Bergman, K-O</w:t>
+      </w:r>
+      <w:r>
+        <w:rPr>
+          <w:i/>
+        </w:rPr>
+        <w:t>.</w:t>
+      </w:r>
+      <w:r>
+        <w:t>, 2026.</w:t>
+      </w:r>
+      <w:r>
+        <w:rPr>
+          <w:i/>
+        </w:rPr>
+        <w:t xml:space="preserve"> A 30-year population decline of a threatened forest orchid associated with old growth forests</w:t>
+      </w:r>
+      <w:r>
+        <w:t>. Department of Physics, Chemistry and Biology (IFM), Linköping University.</w:t>
       </w:r>
     </w:p>
     <w:p>
@@ -796,7 +819,7 @@
         <w:t>Retention Forestry as a Conservation Measure for Boreal Forest Ground Vegetation</w:t>
       </w:r>
       <w:r>
-        <w:t>. Doktorsavhandling, SLU, Uppsala</w:t>
+        <w:t>. Doktorsavhandling, SLU, Uppsala.</w:t>
       </w:r>
     </w:p>
     <w:p>
@@ -810,7 +833,7 @@
         <w:t xml:space="preserve">Interactive effects of drought and edge exposure on old-growth forest understory species. </w:t>
       </w:r>
       <w:r>
-        <w:t>Landscape Ecology, 37, sid 1839–1853</w:t>
+        <w:t>Landscape Ecology, 37, sid 1839–1853.</w:t>
       </w:r>
     </w:p>
     <w:p>
@@ -838,7 +861,7 @@
         <w:t>Påverkan på knärotslokaler från hyggen i närheten.</w:t>
       </w:r>
       <w:r>
-        <w:t xml:space="preserve"> DAPHNE 36:1 2025. Botaniska Sällskapet i Stockholm</w:t>
+        <w:t xml:space="preserve"> DAPHNE 36:1 2025. Botaniska Sällskapet i Stockholm.</w:t>
       </w:r>
     </w:p>
     <w:p>
@@ -852,7 +875,7 @@
         <w:t xml:space="preserve">Vägledning för hänsyn till knärot. </w:t>
       </w:r>
       <w:r>
-        <w:t>https://www.skogsstyrelsen.se/lag-och-tillsyn/artskydd/vagledningar-och-kunskapsstod-artskydd/vagledning-for-hansyn-till-knarot/</w:t>
+        <w:t>https://www.skogsstyrelsen.se/lag-och-tillsyn/artskydd/vagledningar-och-kunskapsstod-artskydd/vagledning-for-hansyn-till-knarot/.</w:t>
       </w:r>
     </w:p>
     <w:p>
@@ -866,7 +889,7 @@
         <w:t xml:space="preserve">Artfaktablad. Naturvård – artfakta. </w:t>
       </w:r>
       <w:r>
-        <w:t>SLU Artdatabanken, Uppsala</w:t>
+        <w:t>SLU Artdatabanken, Uppsala.</w:t>
       </w:r>
     </w:p>
     <w:sectPr>
@@ -887,7 +910,7 @@
 </file>
 
 <file path=word/endnotes.xml><?xml version="1.0" encoding="utf-8"?>
-<w:endnotes xmlns:wpc="http://schemas.microsoft.com/office/word/2010/wordprocessingCanvas" xmlns:cx="http://schemas.microsoft.com/office/drawing/2014/chartex" xmlns:cx1="http://schemas.microsoft.com/office/drawing/2015/9/8/chartex" xmlns:cx2="http://schemas.microsoft.com/office/drawing/2015/10/21/chartex" xmlns:cx3="http://schemas.microsoft.com/office/drawing/2016/5/9/chartex" xmlns:cx4="http://schemas.microsoft.com/office/drawing/2016/5/10/chartex" xmlns:cx5="http://schemas.microsoft.com/office/drawing/2016/5/11/chartex" xmlns:cx6="http://schemas.microsoft.com/office/drawing/2016/5/12/chartex" xmlns:cx7="http://schemas.microsoft.com/office/drawing/2016/5/13/chartex" xmlns:cx8="http://schemas.microsoft.com/office/drawing/2016/5/14/chartex" xmlns:mc="http://schemas.openxmlformats.org/markup-compatibility/2006" xmlns:aink="http://schemas.microsoft.com/office/drawing/2016/ink" xmlns:am3d="http://schemas.microsoft.com/office/drawing/2017/model3d" xmlns:o="urn:schemas-microsoft-com:office:office" xmlns:oel="http://schemas.microsoft.com/office/2019/extlst" xmlns:r="http://schemas.openxmlformats.org/officeDocument/2006/relationships" xmlns:m="http://schemas.openxmlformats.org/officeDocument/2006/math" xmlns:v="urn:schemas-microsoft-com:vml" xmlns:wp14="http://schemas.microsoft.com/office/word/2010/wordprocessingDrawing" xmlns:wp="http://schemas.openxmlformats.org/drawingml/2006/wordprocessingDrawing" xmlns:w10="urn:schemas-microsoft-com:office:word" xmlns:w="http://schemas.openxmlformats.org/wordprocessingml/2006/main" xmlns:w14="http://schemas.microsoft.com/office/word/2010/wordml" xmlns:w15="http://schemas.microsoft.com/office/word/2012/wordml" xmlns:w16cex="http://schemas.microsoft.com/office/word/2018/wordml/cex" xmlns:w16cid="http://schemas.microsoft.com/office/word/2016/wordml/cid" xmlns:w16="http://schemas.microsoft.com/office/word/2018/wordml" xmlns:w16sdtdh="http://schemas.microsoft.com/office/word/2020/wordml/sdtdatahash" xmlns:w16se="http://schemas.microsoft.com/office/word/2015/wordml/symex" xmlns:wpg="http://schemas.microsoft.com/office/word/2010/wordprocessingGroup" xmlns:wpi="http://schemas.microsoft.com/office/word/2010/wordprocessingInk" xmlns:wne="http://schemas.microsoft.com/office/word/2006/wordml" xmlns:wps="http://schemas.microsoft.com/office/word/2010/wordprocessingShape" mc:Ignorable="w14 w15 w16se w16cid w16 w16cex w16sdtdh wp14">
+<w:endnotes xmlns:wpc="http://schemas.microsoft.com/office/word/2010/wordprocessingCanvas" xmlns:cx="http://schemas.microsoft.com/office/drawing/2014/chartex" xmlns:cx1="http://schemas.microsoft.com/office/drawing/2015/9/8/chartex" xmlns:cx2="http://schemas.microsoft.com/office/drawing/2015/10/21/chartex" xmlns:cx3="http://schemas.microsoft.com/office/drawing/2016/5/9/chartex" xmlns:cx4="http://schemas.microsoft.com/office/drawing/2016/5/10/chartex" xmlns:cx5="http://schemas.microsoft.com/office/drawing/2016/5/11/chartex" xmlns:cx6="http://schemas.microsoft.com/office/drawing/2016/5/12/chartex" xmlns:cx7="http://schemas.microsoft.com/office/drawing/2016/5/13/chartex" xmlns:cx8="http://schemas.microsoft.com/office/drawing/2016/5/14/chartex" xmlns:mc="http://schemas.openxmlformats.org/markup-compatibility/2006" xmlns:aink="http://schemas.microsoft.com/office/drawing/2016/ink" xmlns:am3d="http://schemas.microsoft.com/office/drawing/2017/model3d" xmlns:o="urn:schemas-microsoft-com:office:office" xmlns:oel="http://schemas.microsoft.com/office/2019/extlst" xmlns:r="http://schemas.openxmlformats.org/officeDocument/2006/relationships" xmlns:m="http://schemas.openxmlformats.org/officeDocument/2006/math" xmlns:v="urn:schemas-microsoft-com:vml" xmlns:wp14="http://schemas.microsoft.com/office/word/2010/wordprocessingDrawing" xmlns:wp="http://schemas.openxmlformats.org/drawingml/2006/wordprocessingDrawing" xmlns:w10="urn:schemas-microsoft-com:office:word" xmlns:w="http://schemas.openxmlformats.org/wordprocessingml/2006/main" xmlns:w14="http://schemas.microsoft.com/office/word/2010/wordml" xmlns:w15="http://schemas.microsoft.com/office/word/2012/wordml" xmlns:w16cex="http://schemas.microsoft.com/office/word/2018/wordml/cex" xmlns:w16cid="http://schemas.microsoft.com/office/word/2016/wordml/cid" xmlns:w16="http://schemas.microsoft.com/office/word/2018/wordml" xmlns:w16du="http://schemas.microsoft.com/office/word/2023/wordml/word16du" xmlns:w16sdtdh="http://schemas.microsoft.com/office/word/2020/wordml/sdtdatahash" xmlns:w16sdtfl="http://schemas.microsoft.com/office/word/2024/wordml/sdtformatlock" xmlns:w16se="http://schemas.microsoft.com/office/word/2015/wordml/symex" xmlns:wpg="http://schemas.microsoft.com/office/word/2010/wordprocessingGroup" xmlns:wpi="http://schemas.microsoft.com/office/word/2010/wordprocessingInk" xmlns:wne="http://schemas.microsoft.com/office/word/2006/wordml" xmlns:wps="http://schemas.microsoft.com/office/word/2010/wordprocessingShape" mc:Ignorable="w14 w15 w16se w16cid w16 w16cex w16sdtdh w16sdtfl w16du wp14">
   <w:endnote w:type="separator" w:id="-1">
     <w:p>
       <w:pPr>
@@ -912,7 +935,7 @@
 </file>
 
 <file path=word/footer1.xml><?xml version="1.0" encoding="utf-8"?>
-<w:ftr xmlns:wpc="http://schemas.microsoft.com/office/word/2010/wordprocessingCanvas" xmlns:cx="http://schemas.microsoft.com/office/drawing/2014/chartex" xmlns:cx1="http://schemas.microsoft.com/office/drawing/2015/9/8/chartex" xmlns:cx2="http://schemas.microsoft.com/office/drawing/2015/10/21/chartex" xmlns:cx3="http://schemas.microsoft.com/office/drawing/2016/5/9/chartex" xmlns:cx4="http://schemas.microsoft.com/office/drawing/2016/5/10/chartex" xmlns:cx5="http://schemas.microsoft.com/office/drawing/2016/5/11/chartex" xmlns:cx6="http://schemas.microsoft.com/office/drawing/2016/5/12/chartex" xmlns:cx7="http://schemas.microsoft.com/office/drawing/2016/5/13/chartex" xmlns:cx8="http://schemas.microsoft.com/office/drawing/2016/5/14/chartex" xmlns:mc="http://schemas.openxmlformats.org/markup-compatibility/2006" xmlns:aink="http://schemas.microsoft.com/office/drawing/2016/ink" xmlns:am3d="http://schemas.microsoft.com/office/drawing/2017/model3d" xmlns:o="urn:schemas-microsoft-com:office:office" xmlns:oel="http://schemas.microsoft.com/office/2019/extlst" xmlns:r="http://schemas.openxmlformats.org/officeDocument/2006/relationships" xmlns:m="http://schemas.openxmlformats.org/officeDocument/2006/math" xmlns:v="urn:schemas-microsoft-com:vml" xmlns:wp14="http://schemas.microsoft.com/office/word/2010/wordprocessingDrawing" xmlns:wp="http://schemas.openxmlformats.org/drawingml/2006/wordprocessingDrawing" xmlns:w10="urn:schemas-microsoft-com:office:word" xmlns:w="http://schemas.openxmlformats.org/wordprocessingml/2006/main" xmlns:w14="http://schemas.microsoft.com/office/word/2010/wordml" xmlns:w15="http://schemas.microsoft.com/office/word/2012/wordml" xmlns:w16cex="http://schemas.microsoft.com/office/word/2018/wordml/cex" xmlns:w16cid="http://schemas.microsoft.com/office/word/2016/wordml/cid" xmlns:w16="http://schemas.microsoft.com/office/word/2018/wordml" xmlns:w16sdtdh="http://schemas.microsoft.com/office/word/2020/wordml/sdtdatahash" xmlns:w16se="http://schemas.microsoft.com/office/word/2015/wordml/symex" xmlns:wpg="http://schemas.microsoft.com/office/word/2010/wordprocessingGroup" xmlns:wpi="http://schemas.microsoft.com/office/word/2010/wordprocessingInk" xmlns:wne="http://schemas.microsoft.com/office/word/2006/wordml" xmlns:wps="http://schemas.microsoft.com/office/word/2010/wordprocessingShape" mc:Ignorable="w14 w15 w16se w16cid w16 w16cex w16sdtdh wp14">
+<w:ftr xmlns:wpc="http://schemas.microsoft.com/office/word/2010/wordprocessingCanvas" xmlns:cx="http://schemas.microsoft.com/office/drawing/2014/chartex" xmlns:cx1="http://schemas.microsoft.com/office/drawing/2015/9/8/chartex" xmlns:cx2="http://schemas.microsoft.com/office/drawing/2015/10/21/chartex" xmlns:cx3="http://schemas.microsoft.com/office/drawing/2016/5/9/chartex" xmlns:cx4="http://schemas.microsoft.com/office/drawing/2016/5/10/chartex" xmlns:cx5="http://schemas.microsoft.com/office/drawing/2016/5/11/chartex" xmlns:cx6="http://schemas.microsoft.com/office/drawing/2016/5/12/chartex" xmlns:cx7="http://schemas.microsoft.com/office/drawing/2016/5/13/chartex" xmlns:cx8="http://schemas.microsoft.com/office/drawing/2016/5/14/chartex" xmlns:mc="http://schemas.openxmlformats.org/markup-compatibility/2006" xmlns:aink="http://schemas.microsoft.com/office/drawing/2016/ink" xmlns:am3d="http://schemas.microsoft.com/office/drawing/2017/model3d" xmlns:o="urn:schemas-microsoft-com:office:office" xmlns:oel="http://schemas.microsoft.com/office/2019/extlst" xmlns:r="http://schemas.openxmlformats.org/officeDocument/2006/relationships" xmlns:m="http://schemas.openxmlformats.org/officeDocument/2006/math" xmlns:v="urn:schemas-microsoft-com:vml" xmlns:wp14="http://schemas.microsoft.com/office/word/2010/wordprocessingDrawing" xmlns:wp="http://schemas.openxmlformats.org/drawingml/2006/wordprocessingDrawing" xmlns:w10="urn:schemas-microsoft-com:office:word" xmlns:w="http://schemas.openxmlformats.org/wordprocessingml/2006/main" xmlns:w14="http://schemas.microsoft.com/office/word/2010/wordml" xmlns:w15="http://schemas.microsoft.com/office/word/2012/wordml" xmlns:w16cex="http://schemas.microsoft.com/office/word/2018/wordml/cex" xmlns:w16cid="http://schemas.microsoft.com/office/word/2016/wordml/cid" xmlns:w16="http://schemas.microsoft.com/office/word/2018/wordml" xmlns:w16du="http://schemas.microsoft.com/office/word/2023/wordml/word16du" xmlns:w16sdtdh="http://schemas.microsoft.com/office/word/2020/wordml/sdtdatahash" xmlns:w16sdtfl="http://schemas.microsoft.com/office/word/2024/wordml/sdtformatlock" xmlns:w16se="http://schemas.microsoft.com/office/word/2015/wordml/symex" xmlns:wpg="http://schemas.microsoft.com/office/word/2010/wordprocessingGroup" xmlns:wpi="http://schemas.microsoft.com/office/word/2010/wordprocessingInk" xmlns:wne="http://schemas.microsoft.com/office/word/2006/wordml" xmlns:wps="http://schemas.microsoft.com/office/word/2010/wordprocessingShape" mc:Ignorable="w14 w15 w16se w16cid w16 w16cex w16sdtdh w16sdtfl w16du wp14">
   <w:p>
     <w:pPr>
       <w:pStyle w:val="Footer"/>
@@ -922,7 +945,7 @@
 </file>
 
 <file path=word/footer2.xml><?xml version="1.0" encoding="utf-8"?>
-<w:ftr xmlns:wpc="http://schemas.microsoft.com/office/word/2010/wordprocessingCanvas" xmlns:cx="http://schemas.microsoft.com/office/drawing/2014/chartex" xmlns:cx1="http://schemas.microsoft.com/office/drawing/2015/9/8/chartex" xmlns:cx2="http://schemas.microsoft.com/office/drawing/2015/10/21/chartex" xmlns:cx3="http://schemas.microsoft.com/office/drawing/2016/5/9/chartex" xmlns:cx4="http://schemas.microsoft.com/office/drawing/2016/5/10/chartex" xmlns:cx5="http://schemas.microsoft.com/office/drawing/2016/5/11/chartex" xmlns:cx6="http://schemas.microsoft.com/office/drawing/2016/5/12/chartex" xmlns:cx7="http://schemas.microsoft.com/office/drawing/2016/5/13/chartex" xmlns:cx8="http://schemas.microsoft.com/office/drawing/2016/5/14/chartex" xmlns:mc="http://schemas.openxmlformats.org/markup-compatibility/2006" xmlns:aink="http://schemas.microsoft.com/office/drawing/2016/ink" xmlns:am3d="http://schemas.microsoft.com/office/drawing/2017/model3d" xmlns:o="urn:schemas-microsoft-com:office:office" xmlns:oel="http://schemas.microsoft.com/office/2019/extlst" xmlns:r="http://schemas.openxmlformats.org/officeDocument/2006/relationships" xmlns:m="http://schemas.openxmlformats.org/officeDocument/2006/math" xmlns:v="urn:schemas-microsoft-com:vml" xmlns:wp14="http://schemas.microsoft.com/office/word/2010/wordprocessingDrawing" xmlns:wp="http://schemas.openxmlformats.org/drawingml/2006/wordprocessingDrawing" xmlns:w10="urn:schemas-microsoft-com:office:word" xmlns:w="http://schemas.openxmlformats.org/wordprocessingml/2006/main" xmlns:w14="http://schemas.microsoft.com/office/word/2010/wordml" xmlns:w15="http://schemas.microsoft.com/office/word/2012/wordml" xmlns:w16cex="http://schemas.microsoft.com/office/word/2018/wordml/cex" xmlns:w16cid="http://schemas.microsoft.com/office/word/2016/wordml/cid" xmlns:w16="http://schemas.microsoft.com/office/word/2018/wordml" xmlns:w16sdtdh="http://schemas.microsoft.com/office/word/2020/wordml/sdtdatahash" xmlns:w16se="http://schemas.microsoft.com/office/word/2015/wordml/symex" xmlns:wpg="http://schemas.microsoft.com/office/word/2010/wordprocessingGroup" xmlns:wpi="http://schemas.microsoft.com/office/word/2010/wordprocessingInk" xmlns:wne="http://schemas.microsoft.com/office/word/2006/wordml" xmlns:wps="http://schemas.microsoft.com/office/word/2010/wordprocessingShape" mc:Ignorable="w14 w15 w16se w16cid w16 w16cex w16sdtdh wp14">
+<w:ftr xmlns:wpc="http://schemas.microsoft.com/office/word/2010/wordprocessingCanvas" xmlns:cx="http://schemas.microsoft.com/office/drawing/2014/chartex" xmlns:cx1="http://schemas.microsoft.com/office/drawing/2015/9/8/chartex" xmlns:cx2="http://schemas.microsoft.com/office/drawing/2015/10/21/chartex" xmlns:cx3="http://schemas.microsoft.com/office/drawing/2016/5/9/chartex" xmlns:cx4="http://schemas.microsoft.com/office/drawing/2016/5/10/chartex" xmlns:cx5="http://schemas.microsoft.com/office/drawing/2016/5/11/chartex" xmlns:cx6="http://schemas.microsoft.com/office/drawing/2016/5/12/chartex" xmlns:cx7="http://schemas.microsoft.com/office/drawing/2016/5/13/chartex" xmlns:cx8="http://schemas.microsoft.com/office/drawing/2016/5/14/chartex" xmlns:mc="http://schemas.openxmlformats.org/markup-compatibility/2006" xmlns:aink="http://schemas.microsoft.com/office/drawing/2016/ink" xmlns:am3d="http://schemas.microsoft.com/office/drawing/2017/model3d" xmlns:o="urn:schemas-microsoft-com:office:office" xmlns:oel="http://schemas.microsoft.com/office/2019/extlst" xmlns:r="http://schemas.openxmlformats.org/officeDocument/2006/relationships" xmlns:m="http://schemas.openxmlformats.org/officeDocument/2006/math" xmlns:v="urn:schemas-microsoft-com:vml" xmlns:wp14="http://schemas.microsoft.com/office/word/2010/wordprocessingDrawing" xmlns:wp="http://schemas.openxmlformats.org/drawingml/2006/wordprocessingDrawing" xmlns:w10="urn:schemas-microsoft-com:office:word" xmlns:w="http://schemas.openxmlformats.org/wordprocessingml/2006/main" xmlns:w14="http://schemas.microsoft.com/office/word/2010/wordml" xmlns:w15="http://schemas.microsoft.com/office/word/2012/wordml" xmlns:w16cex="http://schemas.microsoft.com/office/word/2018/wordml/cex" xmlns:w16cid="http://schemas.microsoft.com/office/word/2016/wordml/cid" xmlns:w16="http://schemas.microsoft.com/office/word/2018/wordml" xmlns:w16du="http://schemas.microsoft.com/office/word/2023/wordml/word16du" xmlns:w16sdtdh="http://schemas.microsoft.com/office/word/2020/wordml/sdtdatahash" xmlns:w16sdtfl="http://schemas.microsoft.com/office/word/2024/wordml/sdtformatlock" xmlns:w16se="http://schemas.microsoft.com/office/word/2015/wordml/symex" xmlns:wpg="http://schemas.microsoft.com/office/word/2010/wordprocessingGroup" xmlns:wpi="http://schemas.microsoft.com/office/word/2010/wordprocessingInk" xmlns:wne="http://schemas.microsoft.com/office/word/2006/wordml" xmlns:wps="http://schemas.microsoft.com/office/word/2010/wordprocessingShape" mc:Ignorable="w14 w15 w16se w16cid w16 w16cex w16sdtdh w16sdtfl w16du wp14">
   <w:p>
     <w:pPr>
       <w:pStyle w:val="Footer"/>
@@ -932,7 +955,7 @@
 </file>
 
 <file path=word/footer3.xml><?xml version="1.0" encoding="utf-8"?>
-<w:ftr xmlns:wpc="http://schemas.microsoft.com/office/word/2010/wordprocessingCanvas" xmlns:cx="http://schemas.microsoft.com/office/drawing/2014/chartex" xmlns:cx1="http://schemas.microsoft.com/office/drawing/2015/9/8/chartex" xmlns:cx2="http://schemas.microsoft.com/office/drawing/2015/10/21/chartex" xmlns:cx3="http://schemas.microsoft.com/office/drawing/2016/5/9/chartex" xmlns:cx4="http://schemas.microsoft.com/office/drawing/2016/5/10/chartex" xmlns:cx5="http://schemas.microsoft.com/office/drawing/2016/5/11/chartex" xmlns:cx6="http://schemas.microsoft.com/office/drawing/2016/5/12/chartex" xmlns:cx7="http://schemas.microsoft.com/office/drawing/2016/5/13/chartex" xmlns:cx8="http://schemas.microsoft.com/office/drawing/2016/5/14/chartex" xmlns:mc="http://schemas.openxmlformats.org/markup-compatibility/2006" xmlns:aink="http://schemas.microsoft.com/office/drawing/2016/ink" xmlns:am3d="http://schemas.microsoft.com/office/drawing/2017/model3d" xmlns:o="urn:schemas-microsoft-com:office:office" xmlns:oel="http://schemas.microsoft.com/office/2019/extlst" xmlns:r="http://schemas.openxmlformats.org/officeDocument/2006/relationships" xmlns:m="http://schemas.openxmlformats.org/officeDocument/2006/math" xmlns:v="urn:schemas-microsoft-com:vml" xmlns:wp14="http://schemas.microsoft.com/office/word/2010/wordprocessingDrawing" xmlns:wp="http://schemas.openxmlformats.org/drawingml/2006/wordprocessingDrawing" xmlns:w10="urn:schemas-microsoft-com:office:word" xmlns:w="http://schemas.openxmlformats.org/wordprocessingml/2006/main" xmlns:w14="http://schemas.microsoft.com/office/word/2010/wordml" xmlns:w15="http://schemas.microsoft.com/office/word/2012/wordml" xmlns:w16cex="http://schemas.microsoft.com/office/word/2018/wordml/cex" xmlns:w16cid="http://schemas.microsoft.com/office/word/2016/wordml/cid" xmlns:w16="http://schemas.microsoft.com/office/word/2018/wordml" xmlns:w16sdtdh="http://schemas.microsoft.com/office/word/2020/wordml/sdtdatahash" xmlns:w16se="http://schemas.microsoft.com/office/word/2015/wordml/symex" xmlns:wpg="http://schemas.microsoft.com/office/word/2010/wordprocessingGroup" xmlns:wpi="http://schemas.microsoft.com/office/word/2010/wordprocessingInk" xmlns:wne="http://schemas.microsoft.com/office/word/2006/wordml" xmlns:wps="http://schemas.microsoft.com/office/word/2010/wordprocessingShape" mc:Ignorable="w14 w15 w16se w16cid w16 w16cex w16sdtdh wp14">
+<w:ftr xmlns:wpc="http://schemas.microsoft.com/office/word/2010/wordprocessingCanvas" xmlns:cx="http://schemas.microsoft.com/office/drawing/2014/chartex" xmlns:cx1="http://schemas.microsoft.com/office/drawing/2015/9/8/chartex" xmlns:cx2="http://schemas.microsoft.com/office/drawing/2015/10/21/chartex" xmlns:cx3="http://schemas.microsoft.com/office/drawing/2016/5/9/chartex" xmlns:cx4="http://schemas.microsoft.com/office/drawing/2016/5/10/chartex" xmlns:cx5="http://schemas.microsoft.com/office/drawing/2016/5/11/chartex" xmlns:cx6="http://schemas.microsoft.com/office/drawing/2016/5/12/chartex" xmlns:cx7="http://schemas.microsoft.com/office/drawing/2016/5/13/chartex" xmlns:cx8="http://schemas.microsoft.com/office/drawing/2016/5/14/chartex" xmlns:mc="http://schemas.openxmlformats.org/markup-compatibility/2006" xmlns:aink="http://schemas.microsoft.com/office/drawing/2016/ink" xmlns:am3d="http://schemas.microsoft.com/office/drawing/2017/model3d" xmlns:o="urn:schemas-microsoft-com:office:office" xmlns:oel="http://schemas.microsoft.com/office/2019/extlst" xmlns:r="http://schemas.openxmlformats.org/officeDocument/2006/relationships" xmlns:m="http://schemas.openxmlformats.org/officeDocument/2006/math" xmlns:v="urn:schemas-microsoft-com:vml" xmlns:wp14="http://schemas.microsoft.com/office/word/2010/wordprocessingDrawing" xmlns:wp="http://schemas.openxmlformats.org/drawingml/2006/wordprocessingDrawing" xmlns:w10="urn:schemas-microsoft-com:office:word" xmlns:w="http://schemas.openxmlformats.org/wordprocessingml/2006/main" xmlns:w14="http://schemas.microsoft.com/office/word/2010/wordml" xmlns:w15="http://schemas.microsoft.com/office/word/2012/wordml" xmlns:w16cex="http://schemas.microsoft.com/office/word/2018/wordml/cex" xmlns:w16cid="http://schemas.microsoft.com/office/word/2016/wordml/cid" xmlns:w16="http://schemas.microsoft.com/office/word/2018/wordml" xmlns:w16du="http://schemas.microsoft.com/office/word/2023/wordml/word16du" xmlns:w16sdtdh="http://schemas.microsoft.com/office/word/2020/wordml/sdtdatahash" xmlns:w16sdtfl="http://schemas.microsoft.com/office/word/2024/wordml/sdtformatlock" xmlns:w16se="http://schemas.microsoft.com/office/word/2015/wordml/symex" xmlns:wpg="http://schemas.microsoft.com/office/word/2010/wordprocessingGroup" xmlns:wpi="http://schemas.microsoft.com/office/word/2010/wordprocessingInk" xmlns:wne="http://schemas.microsoft.com/office/word/2006/wordml" xmlns:wps="http://schemas.microsoft.com/office/word/2010/wordprocessingShape" mc:Ignorable="w14 w15 w16se w16cid w16 w16cex w16sdtdh w16sdtfl w16du wp14">
   <w:p>
     <w:pPr>
       <w:pStyle w:val="Footer"/>
@@ -942,7 +965,7 @@
 </file>
 
 <file path=word/footnotes.xml><?xml version="1.0" encoding="utf-8"?>
-<w:footnotes xmlns:wpc="http://schemas.microsoft.com/office/word/2010/wordprocessingCanvas" xmlns:cx="http://schemas.microsoft.com/office/drawing/2014/chartex" xmlns:cx1="http://schemas.microsoft.com/office/drawing/2015/9/8/chartex" xmlns:cx2="http://schemas.microsoft.com/office/drawing/2015/10/21/chartex" xmlns:cx3="http://schemas.microsoft.com/office/drawing/2016/5/9/chartex" xmlns:cx4="http://schemas.microsoft.com/office/drawing/2016/5/10/chartex" xmlns:cx5="http://schemas.microsoft.com/office/drawing/2016/5/11/chartex" xmlns:cx6="http://schemas.microsoft.com/office/drawing/2016/5/12/chartex" xmlns:cx7="http://schemas.microsoft.com/office/drawing/2016/5/13/chartex" xmlns:cx8="http://schemas.microsoft.com/office/drawing/2016/5/14/chartex" xmlns:mc="http://schemas.openxmlformats.org/markup-compatibility/2006" xmlns:aink="http://schemas.microsoft.com/office/drawing/2016/ink" xmlns:am3d="http://schemas.microsoft.com/office/drawing/2017/model3d" xmlns:o="urn:schemas-microsoft-com:office:office" xmlns:oel="http://schemas.microsoft.com/office/2019/extlst" xmlns:r="http://schemas.openxmlformats.org/officeDocument/2006/relationships" xmlns:m="http://schemas.openxmlformats.org/officeDocument/2006/math" xmlns:v="urn:schemas-microsoft-com:vml" xmlns:wp14="http://schemas.microsoft.com/office/word/2010/wordprocessingDrawing" xmlns:wp="http://schemas.openxmlformats.org/drawingml/2006/wordprocessingDrawing" xmlns:w10="urn:schemas-microsoft-com:office:word" xmlns:w="http://schemas.openxmlformats.org/wordprocessingml/2006/main" xmlns:w14="http://schemas.microsoft.com/office/word/2010/wordml" xmlns:w15="http://schemas.microsoft.com/office/word/2012/wordml" xmlns:w16cex="http://schemas.microsoft.com/office/word/2018/wordml/cex" xmlns:w16cid="http://schemas.microsoft.com/office/word/2016/wordml/cid" xmlns:w16="http://schemas.microsoft.com/office/word/2018/wordml" xmlns:w16sdtdh="http://schemas.microsoft.com/office/word/2020/wordml/sdtdatahash" xmlns:w16se="http://schemas.microsoft.com/office/word/2015/wordml/symex" xmlns:wpg="http://schemas.microsoft.com/office/word/2010/wordprocessingGroup" xmlns:wpi="http://schemas.microsoft.com/office/word/2010/wordprocessingInk" xmlns:wne="http://schemas.microsoft.com/office/word/2006/wordml" xmlns:wps="http://schemas.microsoft.com/office/word/2010/wordprocessingShape" mc:Ignorable="w14 w15 w16se w16cid w16 w16cex w16sdtdh wp14">
+<w:footnotes xmlns:wpc="http://schemas.microsoft.com/office/word/2010/wordprocessingCanvas" xmlns:cx="http://schemas.microsoft.com/office/drawing/2014/chartex" xmlns:cx1="http://schemas.microsoft.com/office/drawing/2015/9/8/chartex" xmlns:cx2="http://schemas.microsoft.com/office/drawing/2015/10/21/chartex" xmlns:cx3="http://schemas.microsoft.com/office/drawing/2016/5/9/chartex" xmlns:cx4="http://schemas.microsoft.com/office/drawing/2016/5/10/chartex" xmlns:cx5="http://schemas.microsoft.com/office/drawing/2016/5/11/chartex" xmlns:cx6="http://schemas.microsoft.com/office/drawing/2016/5/12/chartex" xmlns:cx7="http://schemas.microsoft.com/office/drawing/2016/5/13/chartex" xmlns:cx8="http://schemas.microsoft.com/office/drawing/2016/5/14/chartex" xmlns:mc="http://schemas.openxmlformats.org/markup-compatibility/2006" xmlns:aink="http://schemas.microsoft.com/office/drawing/2016/ink" xmlns:am3d="http://schemas.microsoft.com/office/drawing/2017/model3d" xmlns:o="urn:schemas-microsoft-com:office:office" xmlns:oel="http://schemas.microsoft.com/office/2019/extlst" xmlns:r="http://schemas.openxmlformats.org/officeDocument/2006/relationships" xmlns:m="http://schemas.openxmlformats.org/officeDocument/2006/math" xmlns:v="urn:schemas-microsoft-com:vml" xmlns:wp14="http://schemas.microsoft.com/office/word/2010/wordprocessingDrawing" xmlns:wp="http://schemas.openxmlformats.org/drawingml/2006/wordprocessingDrawing" xmlns:w10="urn:schemas-microsoft-com:office:word" xmlns:w="http://schemas.openxmlformats.org/wordprocessingml/2006/main" xmlns:w14="http://schemas.microsoft.com/office/word/2010/wordml" xmlns:w15="http://schemas.microsoft.com/office/word/2012/wordml" xmlns:w16cex="http://schemas.microsoft.com/office/word/2018/wordml/cex" xmlns:w16cid="http://schemas.microsoft.com/office/word/2016/wordml/cid" xmlns:w16="http://schemas.microsoft.com/office/word/2018/wordml" xmlns:w16du="http://schemas.microsoft.com/office/word/2023/wordml/word16du" xmlns:w16sdtdh="http://schemas.microsoft.com/office/word/2020/wordml/sdtdatahash" xmlns:w16sdtfl="http://schemas.microsoft.com/office/word/2024/wordml/sdtformatlock" xmlns:w16se="http://schemas.microsoft.com/office/word/2015/wordml/symex" xmlns:wpg="http://schemas.microsoft.com/office/word/2010/wordprocessingGroup" xmlns:wpi="http://schemas.microsoft.com/office/word/2010/wordprocessingInk" xmlns:wne="http://schemas.microsoft.com/office/word/2006/wordml" xmlns:wps="http://schemas.microsoft.com/office/word/2010/wordprocessingShape" mc:Ignorable="w14 w15 w16se w16cid w16 w16cex w16sdtdh w16sdtfl w16du wp14">
   <w:footnote w:type="separator" w:id="-1">
     <w:p>
       <w:pPr>
@@ -967,7 +990,7 @@
 </file>
 
 <file path=word/header1.xml><?xml version="1.0" encoding="utf-8"?>
-<w:hdr xmlns:wpc="http://schemas.microsoft.com/office/word/2010/wordprocessingCanvas" xmlns:cx="http://schemas.microsoft.com/office/drawing/2014/chartex" xmlns:cx1="http://schemas.microsoft.com/office/drawing/2015/9/8/chartex" xmlns:cx2="http://schemas.microsoft.com/office/drawing/2015/10/21/chartex" xmlns:cx3="http://schemas.microsoft.com/office/drawing/2016/5/9/chartex" xmlns:cx4="http://schemas.microsoft.com/office/drawing/2016/5/10/chartex" xmlns:cx5="http://schemas.microsoft.com/office/drawing/2016/5/11/chartex" xmlns:cx6="http://schemas.microsoft.com/office/drawing/2016/5/12/chartex" xmlns:cx7="http://schemas.microsoft.com/office/drawing/2016/5/13/chartex" xmlns:cx8="http://schemas.microsoft.com/office/drawing/2016/5/14/chartex" xmlns:mc="http://schemas.openxmlformats.org/markup-compatibility/2006" xmlns:aink="http://schemas.microsoft.com/office/drawing/2016/ink" xmlns:am3d="http://schemas.microsoft.com/office/drawing/2017/model3d" xmlns:o="urn:schemas-microsoft-com:office:office" xmlns:oel="http://schemas.microsoft.com/office/2019/extlst" xmlns:r="http://schemas.openxmlformats.org/officeDocument/2006/relationships" xmlns:m="http://schemas.openxmlformats.org/officeDocument/2006/math" xmlns:v="urn:schemas-microsoft-com:vml" xmlns:wp14="http://schemas.microsoft.com/office/word/2010/wordprocessingDrawing" xmlns:wp="http://schemas.openxmlformats.org/drawingml/2006/wordprocessingDrawing" xmlns:w10="urn:schemas-microsoft-com:office:word" xmlns:w="http://schemas.openxmlformats.org/wordprocessingml/2006/main" xmlns:w14="http://schemas.microsoft.com/office/word/2010/wordml" xmlns:w15="http://schemas.microsoft.com/office/word/2012/wordml" xmlns:w16cex="http://schemas.microsoft.com/office/word/2018/wordml/cex" xmlns:w16cid="http://schemas.microsoft.com/office/word/2016/wordml/cid" xmlns:w16="http://schemas.microsoft.com/office/word/2018/wordml" xmlns:w16sdtdh="http://schemas.microsoft.com/office/word/2020/wordml/sdtdatahash" xmlns:w16se="http://schemas.microsoft.com/office/word/2015/wordml/symex" xmlns:wpg="http://schemas.microsoft.com/office/word/2010/wordprocessingGroup" xmlns:wpi="http://schemas.microsoft.com/office/word/2010/wordprocessingInk" xmlns:wne="http://schemas.microsoft.com/office/word/2006/wordml" xmlns:wps="http://schemas.microsoft.com/office/word/2010/wordprocessingShape" mc:Ignorable="w14 w15 w16se w16cid w16 w16cex w16sdtdh wp14">
+<w:hdr xmlns:wpc="http://schemas.microsoft.com/office/word/2010/wordprocessingCanvas" xmlns:cx="http://schemas.microsoft.com/office/drawing/2014/chartex" xmlns:cx1="http://schemas.microsoft.com/office/drawing/2015/9/8/chartex" xmlns:cx2="http://schemas.microsoft.com/office/drawing/2015/10/21/chartex" xmlns:cx3="http://schemas.microsoft.com/office/drawing/2016/5/9/chartex" xmlns:cx4="http://schemas.microsoft.com/office/drawing/2016/5/10/chartex" xmlns:cx5="http://schemas.microsoft.com/office/drawing/2016/5/11/chartex" xmlns:cx6="http://schemas.microsoft.com/office/drawing/2016/5/12/chartex" xmlns:cx7="http://schemas.microsoft.com/office/drawing/2016/5/13/chartex" xmlns:cx8="http://schemas.microsoft.com/office/drawing/2016/5/14/chartex" xmlns:mc="http://schemas.openxmlformats.org/markup-compatibility/2006" xmlns:aink="http://schemas.microsoft.com/office/drawing/2016/ink" xmlns:am3d="http://schemas.microsoft.com/office/drawing/2017/model3d" xmlns:o="urn:schemas-microsoft-com:office:office" xmlns:oel="http://schemas.microsoft.com/office/2019/extlst" xmlns:r="http://schemas.openxmlformats.org/officeDocument/2006/relationships" xmlns:m="http://schemas.openxmlformats.org/officeDocument/2006/math" xmlns:v="urn:schemas-microsoft-com:vml" xmlns:wp14="http://schemas.microsoft.com/office/word/2010/wordprocessingDrawing" xmlns:wp="http://schemas.openxmlformats.org/drawingml/2006/wordprocessingDrawing" xmlns:w10="urn:schemas-microsoft-com:office:word" xmlns:w="http://schemas.openxmlformats.org/wordprocessingml/2006/main" xmlns:w14="http://schemas.microsoft.com/office/word/2010/wordml" xmlns:w15="http://schemas.microsoft.com/office/word/2012/wordml" xmlns:w16cex="http://schemas.microsoft.com/office/word/2018/wordml/cex" xmlns:w16cid="http://schemas.microsoft.com/office/word/2016/wordml/cid" xmlns:w16="http://schemas.microsoft.com/office/word/2018/wordml" xmlns:w16du="http://schemas.microsoft.com/office/word/2023/wordml/word16du" xmlns:w16sdtdh="http://schemas.microsoft.com/office/word/2020/wordml/sdtdatahash" xmlns:w16sdtfl="http://schemas.microsoft.com/office/word/2024/wordml/sdtformatlock" xmlns:w16se="http://schemas.microsoft.com/office/word/2015/wordml/symex" xmlns:wpg="http://schemas.microsoft.com/office/word/2010/wordprocessingGroup" xmlns:wpi="http://schemas.microsoft.com/office/word/2010/wordprocessingInk" xmlns:wne="http://schemas.microsoft.com/office/word/2006/wordml" xmlns:wps="http://schemas.microsoft.com/office/word/2010/wordprocessingShape" mc:Ignorable="w14 w15 w16se w16cid w16 w16cex w16sdtdh w16sdtfl w16du wp14">
   <w:p>
     <w:pPr>
       <w:pStyle w:val="Header"/>
@@ -977,7 +1000,7 @@
 </file>
 
 <file path=word/header2.xml><?xml version="1.0" encoding="utf-8"?>
-<w:hdr xmlns:wpc="http://schemas.microsoft.com/office/word/2010/wordprocessingCanvas" xmlns:cx="http://schemas.microsoft.com/office/drawing/2014/chartex" xmlns:cx1="http://schemas.microsoft.com/office/drawing/2015/9/8/chartex" xmlns:cx2="http://schemas.microsoft.com/office/drawing/2015/10/21/chartex" xmlns:cx3="http://schemas.microsoft.com/office/drawing/2016/5/9/chartex" xmlns:cx4="http://schemas.microsoft.com/office/drawing/2016/5/10/chartex" xmlns:cx5="http://schemas.microsoft.com/office/drawing/2016/5/11/chartex" xmlns:cx6="http://schemas.microsoft.com/office/drawing/2016/5/12/chartex" xmlns:cx7="http://schemas.microsoft.com/office/drawing/2016/5/13/chartex" xmlns:cx8="http://schemas.microsoft.com/office/drawing/2016/5/14/chartex" xmlns:mc="http://schemas.openxmlformats.org/markup-compatibility/2006" xmlns:aink="http://schemas.microsoft.com/office/drawing/2016/ink" xmlns:am3d="http://schemas.microsoft.com/office/drawing/2017/model3d" xmlns:o="urn:schemas-microsoft-com:office:office" xmlns:oel="http://schemas.microsoft.com/office/2019/extlst" xmlns:r="http://schemas.openxmlformats.org/officeDocument/2006/relationships" xmlns:m="http://schemas.openxmlformats.org/officeDocument/2006/math" xmlns:v="urn:schemas-microsoft-com:vml" xmlns:wp14="http://schemas.microsoft.com/office/word/2010/wordprocessingDrawing" xmlns:wp="http://schemas.openxmlformats.org/drawingml/2006/wordprocessingDrawing" xmlns:w10="urn:schemas-microsoft-com:office:word" xmlns:w="http://schemas.openxmlformats.org/wordprocessingml/2006/main" xmlns:w14="http://schemas.microsoft.com/office/word/2010/wordml" xmlns:w15="http://schemas.microsoft.com/office/word/2012/wordml" xmlns:w16cex="http://schemas.microsoft.com/office/word/2018/wordml/cex" xmlns:w16cid="http://schemas.microsoft.com/office/word/2016/wordml/cid" xmlns:w16="http://schemas.microsoft.com/office/word/2018/wordml" xmlns:w16sdtdh="http://schemas.microsoft.com/office/word/2020/wordml/sdtdatahash" xmlns:w16se="http://schemas.microsoft.com/office/word/2015/wordml/symex" xmlns:wpg="http://schemas.microsoft.com/office/word/2010/wordprocessingGroup" xmlns:wpi="http://schemas.microsoft.com/office/word/2010/wordprocessingInk" xmlns:wne="http://schemas.microsoft.com/office/word/2006/wordml" xmlns:wps="http://schemas.microsoft.com/office/word/2010/wordprocessingShape" mc:Ignorable="w14 w15 w16se w16cid w16 w16cex w16sdtdh wp14">
+<w:hdr xmlns:wpc="http://schemas.microsoft.com/office/word/2010/wordprocessingCanvas" xmlns:cx="http://schemas.microsoft.com/office/drawing/2014/chartex" xmlns:cx1="http://schemas.microsoft.com/office/drawing/2015/9/8/chartex" xmlns:cx2="http://schemas.microsoft.com/office/drawing/2015/10/21/chartex" xmlns:cx3="http://schemas.microsoft.com/office/drawing/2016/5/9/chartex" xmlns:cx4="http://schemas.microsoft.com/office/drawing/2016/5/10/chartex" xmlns:cx5="http://schemas.microsoft.com/office/drawing/2016/5/11/chartex" xmlns:cx6="http://schemas.microsoft.com/office/drawing/2016/5/12/chartex" xmlns:cx7="http://schemas.microsoft.com/office/drawing/2016/5/13/chartex" xmlns:cx8="http://schemas.microsoft.com/office/drawing/2016/5/14/chartex" xmlns:mc="http://schemas.openxmlformats.org/markup-compatibility/2006" xmlns:aink="http://schemas.microsoft.com/office/drawing/2016/ink" xmlns:am3d="http://schemas.microsoft.com/office/drawing/2017/model3d" xmlns:o="urn:schemas-microsoft-com:office:office" xmlns:oel="http://schemas.microsoft.com/office/2019/extlst" xmlns:r="http://schemas.openxmlformats.org/officeDocument/2006/relationships" xmlns:m="http://schemas.openxmlformats.org/officeDocument/2006/math" xmlns:v="urn:schemas-microsoft-com:vml" xmlns:wp14="http://schemas.microsoft.com/office/word/2010/wordprocessingDrawing" xmlns:wp="http://schemas.openxmlformats.org/drawingml/2006/wordprocessingDrawing" xmlns:w10="urn:schemas-microsoft-com:office:word" xmlns:w="http://schemas.openxmlformats.org/wordprocessingml/2006/main" xmlns:w14="http://schemas.microsoft.com/office/word/2010/wordml" xmlns:w15="http://schemas.microsoft.com/office/word/2012/wordml" xmlns:w16cex="http://schemas.microsoft.com/office/word/2018/wordml/cex" xmlns:w16cid="http://schemas.microsoft.com/office/word/2016/wordml/cid" xmlns:w16="http://schemas.microsoft.com/office/word/2018/wordml" xmlns:w16du="http://schemas.microsoft.com/office/word/2023/wordml/word16du" xmlns:w16sdtdh="http://schemas.microsoft.com/office/word/2020/wordml/sdtdatahash" xmlns:w16sdtfl="http://schemas.microsoft.com/office/word/2024/wordml/sdtformatlock" xmlns:w16se="http://schemas.microsoft.com/office/word/2015/wordml/symex" xmlns:wpg="http://schemas.microsoft.com/office/word/2010/wordprocessingGroup" xmlns:wpi="http://schemas.microsoft.com/office/word/2010/wordprocessingInk" xmlns:wne="http://schemas.microsoft.com/office/word/2006/wordml" xmlns:wps="http://schemas.microsoft.com/office/word/2010/wordprocessingShape" mc:Ignorable="w14 w15 w16se w16cid w16 w16cex w16sdtdh w16sdtfl w16du wp14">
   <w:p>
     <w:pPr>
       <w:pStyle w:val="Header"/>
@@ -988,7 +1011,7 @@
 </file>
 
 <file path=word/header3.xml><?xml version="1.0" encoding="utf-8"?>
-<w:hdr xmlns:wpc="http://schemas.microsoft.com/office/word/2010/wordprocessingCanvas" xmlns:cx="http://schemas.microsoft.com/office/drawing/2014/chartex" xmlns:cx1="http://schemas.microsoft.com/office/drawing/2015/9/8/chartex" xmlns:cx2="http://schemas.microsoft.com/office/drawing/2015/10/21/chartex" xmlns:cx3="http://schemas.microsoft.com/office/drawing/2016/5/9/chartex" xmlns:cx4="http://schemas.microsoft.com/office/drawing/2016/5/10/chartex" xmlns:cx5="http://schemas.microsoft.com/office/drawing/2016/5/11/chartex" xmlns:cx6="http://schemas.microsoft.com/office/drawing/2016/5/12/chartex" xmlns:cx7="http://schemas.microsoft.com/office/drawing/2016/5/13/chartex" xmlns:cx8="http://schemas.microsoft.com/office/drawing/2016/5/14/chartex" xmlns:mc="http://schemas.openxmlformats.org/markup-compatibility/2006" xmlns:aink="http://schemas.microsoft.com/office/drawing/2016/ink" xmlns:am3d="http://schemas.microsoft.com/office/drawing/2017/model3d" xmlns:o="urn:schemas-microsoft-com:office:office" xmlns:oel="http://schemas.microsoft.com/office/2019/extlst" xmlns:r="http://schemas.openxmlformats.org/officeDocument/2006/relationships" xmlns:m="http://schemas.openxmlformats.org/officeDocument/2006/math" xmlns:v="urn:schemas-microsoft-com:vml" xmlns:wp14="http://schemas.microsoft.com/office/word/2010/wordprocessingDrawing" xmlns:wp="http://schemas.openxmlformats.org/drawingml/2006/wordprocessingDrawing" xmlns:w10="urn:schemas-microsoft-com:office:word" xmlns:w="http://schemas.openxmlformats.org/wordprocessingml/2006/main" xmlns:w14="http://schemas.microsoft.com/office/word/2010/wordml" xmlns:w15="http://schemas.microsoft.com/office/word/2012/wordml" xmlns:w16cex="http://schemas.microsoft.com/office/word/2018/wordml/cex" xmlns:w16cid="http://schemas.microsoft.com/office/word/2016/wordml/cid" xmlns:w16="http://schemas.microsoft.com/office/word/2018/wordml" xmlns:w16sdtdh="http://schemas.microsoft.com/office/word/2020/wordml/sdtdatahash" xmlns:w16se="http://schemas.microsoft.com/office/word/2015/wordml/symex" xmlns:wpg="http://schemas.microsoft.com/office/word/2010/wordprocessingGroup" xmlns:wpi="http://schemas.microsoft.com/office/word/2010/wordprocessingInk" xmlns:wne="http://schemas.microsoft.com/office/word/2006/wordml" xmlns:wps="http://schemas.microsoft.com/office/word/2010/wordprocessingShape" mc:Ignorable="w14 w15 w16se w16cid w16 w16cex w16sdtdh wp14">
+<w:hdr xmlns:wpc="http://schemas.microsoft.com/office/word/2010/wordprocessingCanvas" xmlns:cx="http://schemas.microsoft.com/office/drawing/2014/chartex" xmlns:cx1="http://schemas.microsoft.com/office/drawing/2015/9/8/chartex" xmlns:cx2="http://schemas.microsoft.com/office/drawing/2015/10/21/chartex" xmlns:cx3="http://schemas.microsoft.com/office/drawing/2016/5/9/chartex" xmlns:cx4="http://schemas.microsoft.com/office/drawing/2016/5/10/chartex" xmlns:cx5="http://schemas.microsoft.com/office/drawing/2016/5/11/chartex" xmlns:cx6="http://schemas.microsoft.com/office/drawing/2016/5/12/chartex" xmlns:cx7="http://schemas.microsoft.com/office/drawing/2016/5/13/chartex" xmlns:cx8="http://schemas.microsoft.com/office/drawing/2016/5/14/chartex" xmlns:mc="http://schemas.openxmlformats.org/markup-compatibility/2006" xmlns:aink="http://schemas.microsoft.com/office/drawing/2016/ink" xmlns:am3d="http://schemas.microsoft.com/office/drawing/2017/model3d" xmlns:o="urn:schemas-microsoft-com:office:office" xmlns:oel="http://schemas.microsoft.com/office/2019/extlst" xmlns:r="http://schemas.openxmlformats.org/officeDocument/2006/relationships" xmlns:m="http://schemas.openxmlformats.org/officeDocument/2006/math" xmlns:v="urn:schemas-microsoft-com:vml" xmlns:wp14="http://schemas.microsoft.com/office/word/2010/wordprocessingDrawing" xmlns:wp="http://schemas.openxmlformats.org/drawingml/2006/wordprocessingDrawing" xmlns:w10="urn:schemas-microsoft-com:office:word" xmlns:w="http://schemas.openxmlformats.org/wordprocessingml/2006/main" xmlns:w14="http://schemas.microsoft.com/office/word/2010/wordml" xmlns:w15="http://schemas.microsoft.com/office/word/2012/wordml" xmlns:w16cex="http://schemas.microsoft.com/office/word/2018/wordml/cex" xmlns:w16cid="http://schemas.microsoft.com/office/word/2016/wordml/cid" xmlns:w16="http://schemas.microsoft.com/office/word/2018/wordml" xmlns:w16du="http://schemas.microsoft.com/office/word/2023/wordml/word16du" xmlns:w16sdtdh="http://schemas.microsoft.com/office/word/2020/wordml/sdtdatahash" xmlns:w16sdtfl="http://schemas.microsoft.com/office/word/2024/wordml/sdtformatlock" xmlns:w16se="http://schemas.microsoft.com/office/word/2015/wordml/symex" xmlns:wpg="http://schemas.microsoft.com/office/word/2010/wordprocessingGroup" xmlns:wpi="http://schemas.microsoft.com/office/word/2010/wordprocessingInk" xmlns:wne="http://schemas.microsoft.com/office/word/2006/wordml" xmlns:wps="http://schemas.microsoft.com/office/word/2010/wordprocessingShape" mc:Ignorable="w14 w15 w16se w16cid w16 w16cex w16sdtdh w16sdtfl w16du wp14">
   <w:p>
     <w:pPr>
       <w:pStyle w:val="Header"/>
@@ -997,7 +1020,7 @@
     <w:r>
       <w:tab/>
       <w:tab/>
-      <w:t>2026-06-17</w:t>
+      <w:t>2026-06-18</w:t>
       <w:br/>
       <w:br/>
     </w:r>
@@ -1014,7 +1037,7 @@
 </file>
 
 <file path=word/numbering.xml><?xml version="1.0" encoding="utf-8"?>
-<w:numbering xmlns:wpc="http://schemas.microsoft.com/office/word/2010/wordprocessingCanvas" xmlns:cx="http://schemas.microsoft.com/office/drawing/2014/chartex" xmlns:cx1="http://schemas.microsoft.com/office/drawing/2015/9/8/chartex" xmlns:cx2="http://schemas.microsoft.com/office/drawing/2015/10/21/chartex" xmlns:cx3="http://schemas.microsoft.com/office/drawing/2016/5/9/chartex" xmlns:cx4="http://schemas.microsoft.com/office/drawing/2016/5/10/chartex" xmlns:cx5="http://schemas.microsoft.com/office/drawing/2016/5/11/chartex" xmlns:cx6="http://schemas.microsoft.com/office/drawing/2016/5/12/chartex" xmlns:cx7="http://schemas.microsoft.com/office/drawing/2016/5/13/chartex" xmlns:cx8="http://schemas.microsoft.com/office/drawing/2016/5/14/chartex" xmlns:mc="http://schemas.openxmlformats.org/markup-compatibility/2006" xmlns:aink="http://schemas.microsoft.com/office/drawing/2016/ink" xmlns:am3d="http://schemas.microsoft.com/office/drawing/2017/model3d" xmlns:o="urn:schemas-microsoft-com:office:office" xmlns:oel="http://schemas.microsoft.com/office/2019/extlst" xmlns:r="http://schemas.openxmlformats.org/officeDocument/2006/relationships" xmlns:m="http://schemas.openxmlformats.org/officeDocument/2006/math" xmlns:v="urn:schemas-microsoft-com:vml" xmlns:wp14="http://schemas.microsoft.com/office/word/2010/wordprocessingDrawing" xmlns:wp="http://schemas.openxmlformats.org/drawingml/2006/wordprocessingDrawing" xmlns:w10="urn:schemas-microsoft-com:office:word" xmlns:w="http://schemas.openxmlformats.org/wordprocessingml/2006/main" xmlns:w14="http://schemas.microsoft.com/office/word/2010/wordml" xmlns:w15="http://schemas.microsoft.com/office/word/2012/wordml" xmlns:w16cex="http://schemas.microsoft.com/office/word/2018/wordml/cex" xmlns:w16cid="http://schemas.microsoft.com/office/word/2016/wordml/cid" xmlns:w16="http://schemas.microsoft.com/office/word/2018/wordml" xmlns:w16sdtdh="http://schemas.microsoft.com/office/word/2020/wordml/sdtdatahash" xmlns:w16se="http://schemas.microsoft.com/office/word/2015/wordml/symex" xmlns:wpg="http://schemas.microsoft.com/office/word/2010/wordprocessingGroup" xmlns:wpi="http://schemas.microsoft.com/office/word/2010/wordprocessingInk" xmlns:wne="http://schemas.microsoft.com/office/word/2006/wordml" xmlns:wps="http://schemas.microsoft.com/office/word/2010/wordprocessingShape" mc:Ignorable="w14 w15 w16se w16cid w16 w16cex w16sdtdh wp14">
+<w:numbering xmlns:wpc="http://schemas.microsoft.com/office/word/2010/wordprocessingCanvas" xmlns:cx="http://schemas.microsoft.com/office/drawing/2014/chartex" xmlns:cx1="http://schemas.microsoft.com/office/drawing/2015/9/8/chartex" xmlns:cx2="http://schemas.microsoft.com/office/drawing/2015/10/21/chartex" xmlns:cx3="http://schemas.microsoft.com/office/drawing/2016/5/9/chartex" xmlns:cx4="http://schemas.microsoft.com/office/drawing/2016/5/10/chartex" xmlns:cx5="http://schemas.microsoft.com/office/drawing/2016/5/11/chartex" xmlns:cx6="http://schemas.microsoft.com/office/drawing/2016/5/12/chartex" xmlns:cx7="http://schemas.microsoft.com/office/drawing/2016/5/13/chartex" xmlns:cx8="http://schemas.microsoft.com/office/drawing/2016/5/14/chartex" xmlns:mc="http://schemas.openxmlformats.org/markup-compatibility/2006" xmlns:aink="http://schemas.microsoft.com/office/drawing/2016/ink" xmlns:am3d="http://schemas.microsoft.com/office/drawing/2017/model3d" xmlns:o="urn:schemas-microsoft-com:office:office" xmlns:oel="http://schemas.microsoft.com/office/2019/extlst" xmlns:r="http://schemas.openxmlformats.org/officeDocument/2006/relationships" xmlns:m="http://schemas.openxmlformats.org/officeDocument/2006/math" xmlns:v="urn:schemas-microsoft-com:vml" xmlns:wp14="http://schemas.microsoft.com/office/word/2010/wordprocessingDrawing" xmlns:wp="http://schemas.openxmlformats.org/drawingml/2006/wordprocessingDrawing" xmlns:w10="urn:schemas-microsoft-com:office:word" xmlns:w="http://schemas.openxmlformats.org/wordprocessingml/2006/main" xmlns:w14="http://schemas.microsoft.com/office/word/2010/wordml" xmlns:w15="http://schemas.microsoft.com/office/word/2012/wordml" xmlns:w16cex="http://schemas.microsoft.com/office/word/2018/wordml/cex" xmlns:w16cid="http://schemas.microsoft.com/office/word/2016/wordml/cid" xmlns:w16="http://schemas.microsoft.com/office/word/2018/wordml" xmlns:w16du="http://schemas.microsoft.com/office/word/2023/wordml/word16du" xmlns:w16sdtdh="http://schemas.microsoft.com/office/word/2020/wordml/sdtdatahash" xmlns:w16sdtfl="http://schemas.microsoft.com/office/word/2024/wordml/sdtformatlock" xmlns:w16se="http://schemas.microsoft.com/office/word/2015/wordml/symex" xmlns:wpg="http://schemas.microsoft.com/office/word/2010/wordprocessingGroup" xmlns:wpi="http://schemas.microsoft.com/office/word/2010/wordprocessingInk" xmlns:wne="http://schemas.microsoft.com/office/word/2006/wordml" xmlns:wps="http://schemas.microsoft.com/office/word/2010/wordprocessingShape" mc:Ignorable="w14 w15 w16se w16cid w16 w16cex w16sdtdh w16sdtfl w16du wp14">
   <w:abstractNum w:abstractNumId="0" w15:restartNumberingAfterBreak="0">
     <w:nsid w:val="FFFFFF7C"/>
     <w:multiLevelType w:val="singleLevel"/>
@@ -1217,7 +1240,7 @@
 </file>
 
 <file path=word/styles.xml><?xml version="1.0" encoding="utf-8"?>
-<w:styles xmlns:mc="http://schemas.openxmlformats.org/markup-compatibility/2006" xmlns:r="http://schemas.openxmlformats.org/officeDocument/2006/relationships" xmlns:w="http://schemas.openxmlformats.org/wordprocessingml/2006/main" xmlns:w14="http://schemas.microsoft.com/office/word/2010/wordml" xmlns:w15="http://schemas.microsoft.com/office/word/2012/wordml" xmlns:w16cex="http://schemas.microsoft.com/office/word/2018/wordml/cex" xmlns:w16cid="http://schemas.microsoft.com/office/word/2016/wordml/cid" xmlns:w16="http://schemas.microsoft.com/office/word/2018/wordml" xmlns:w16sdtdh="http://schemas.microsoft.com/office/word/2020/wordml/sdtdatahash" xmlns:w16se="http://schemas.microsoft.com/office/word/2015/wordml/symex" mc:Ignorable="w14 w15 w16se w16cid w16 w16cex w16sdtdh">
+<w:styles xmlns:mc="http://schemas.openxmlformats.org/markup-compatibility/2006" xmlns:r="http://schemas.openxmlformats.org/officeDocument/2006/relationships" xmlns:w="http://schemas.openxmlformats.org/wordprocessingml/2006/main" xmlns:w14="http://schemas.microsoft.com/office/word/2010/wordml" xmlns:w15="http://schemas.microsoft.com/office/word/2012/wordml" xmlns:w16cex="http://schemas.microsoft.com/office/word/2018/wordml/cex" xmlns:w16cid="http://schemas.microsoft.com/office/word/2016/wordml/cid" xmlns:w16="http://schemas.microsoft.com/office/word/2018/wordml" xmlns:w16du="http://schemas.microsoft.com/office/word/2023/wordml/word16du" xmlns:w16sdtdh="http://schemas.microsoft.com/office/word/2020/wordml/sdtdatahash" xmlns:w16sdtfl="http://schemas.microsoft.com/office/word/2024/wordml/sdtformatlock" xmlns:w16se="http://schemas.microsoft.com/office/word/2015/wordml/symex" mc:Ignorable="w14 w15 w16se w16cid w16 w16cex w16sdtdh w16sdtfl w16du">
   <w:docDefaults>
     <w:rPrDefault>
       <w:rPr>
@@ -1975,7 +1998,7 @@
     <w:link w:val="TitleChar"/>
     <w:uiPriority w:val="10"/>
     <w:qFormat/>
-    <w:rsid w:val="007106C8"/>
+    <w:rsid w:val="00E854FA"/>
     <w:pPr>
       <w:spacing w:after="300" w:line="240" w:lineRule="auto"/>
       <w:contextualSpacing/>
@@ -1985,7 +2008,7 @@
       <w:rFonts w:eastAsiaTheme="majorEastAsia" w:cstheme="majorBidi"/>
       <w:spacing w:val="5"/>
       <w:kern w:val="28"/>
-      <w:sz w:val="52"/>
+      <w:sz w:val="40"/>
       <w:szCs w:val="52"/>
       <w:lang w:val="sv-SE" w:eastAsia="en-US" w:bidi="ar-SA"/>
     </w:rPr>
@@ -1995,12 +2018,12 @@
     <w:basedOn w:val="DefaultParagraphFont"/>
     <w:link w:val="Title"/>
     <w:uiPriority w:val="10"/>
-    <w:rsid w:val="007106C8"/>
+    <w:rsid w:val="00E854FA"/>
     <w:rPr>
       <w:rFonts w:ascii="Times New Roman" w:eastAsiaTheme="majorEastAsia" w:hAnsi="Times New Roman" w:cstheme="majorBidi"/>
       <w:spacing w:val="5"/>
       <w:kern w:val="28"/>
-      <w:sz w:val="52"/>
+      <w:sz w:val="40"/>
       <w:szCs w:val="52"/>
       <w:lang w:val="sv-SE" w:eastAsia="en-US" w:bidi="ar-SA"/>
     </w:rPr>

--- a/klagomål/A 22797-2026 FSC-klagomål.docx
+++ b/klagomål/A 22797-2026 FSC-klagomål.docx
@@ -1020,7 +1020,7 @@
     <w:r>
       <w:tab/>
       <w:tab/>
-      <w:t>2026-06-18</w:t>
+      <w:t>2026-06-19</w:t>
       <w:br/>
       <w:br/>
     </w:r>

--- a/klagomål/A 22797-2026 FSC-klagomål.docx
+++ b/klagomål/A 22797-2026 FSC-klagomål.docx
@@ -1020,7 +1020,7 @@
     <w:r>
       <w:tab/>
       <w:tab/>
-      <w:t>2026-06-19</w:t>
+      <w:t>2026-06-20</w:t>
       <w:br/>
       <w:br/>
     </w:r>

--- a/klagomål/A 22797-2026 FSC-klagomål.docx
+++ b/klagomål/A 22797-2026 FSC-klagomål.docx
@@ -168,38 +168,7 @@
     </w:p>
     <w:p>
       <w:r>
-        <w:t>Detta dokument behandlar höga naturvärden i avverkningsanmälan A 22797-2026 i Skellefteå kommun som inkom 2026-05-16 och omfattar 14,0 ha.</w:t>
-      </w:r>
-    </w:p>
-    <w:p>
-      <w:r>
-        <w:t>Nedan presenteras fynd av naturvårdsarter och fridlysta arter som gjorts i det avverkningsanmälda området, samt relevanta utdrag ur standarderna för FSC, Chain of Custody, Controlled Wood och PEFC. I BILAGA 1 finns artfakta om fridlysta arter.</w:t>
-      </w:r>
-    </w:p>
-    <w:p>
-      <w:r>
-        <w:t>Vi förväntar oss att ni återkommer med ett skriftligt svar på vårt klagomål och även beskriver vilka korrigerande åtgärder ni satt in för att rätta till identifierade brister i er efterlevnad av den svenska FSC standarden.</w:t>
-      </w:r>
-    </w:p>
-    <w:p>
-      <w:pPr>
-        <w:pStyle w:val="Heading1"/>
-      </w:pPr>
-      <w:r>
-        <w:t>Naturvårdsarter</w:t>
-      </w:r>
-    </w:p>
-    <w:p>
-      <w:r>
-        <w:t>I avverkningsanmälan har följande 1 naturvårdsarter hittats: knärot (VU, T, §8). Av dessa är 1 rödlistade. För rödlistade arter har rödlistekategorin angivits inom parentes. Typiska arter inom Natura 2000 som är kopplade till skogsekosystem har markerats med (T). För fridlysta arter anges även paragrafen i Artskyddsförordningen som arten är fridlyst enligt.</w:t>
-      </w:r>
-    </w:p>
-    <w:p>
-      <w:r>
-        <w:t>De påträffade naturvårdsarterna är ett tydligt kvitto på att det rör sig om en skog med höga naturvärden.</w:t>
-      </w:r>
-      <w:r>
-        <w:t xml:space="preserve"> I Figur 1 visas fyndplatser för naturvårdsarter i området, som finns registrerade på Artportalen.</w:t>
+        <w:t>Detta klagomål behandlar höga naturvärden i avverkningsanmälan A 22797-2026 i Skellefteå kommun som inkom 2026-05-16 och omfattar 14,0 ha.</w:t>
       </w:r>
     </w:p>
     <w:p>
@@ -247,20 +216,35 @@
         <w:spacing w:after="240"/>
       </w:pPr>
       <w:r>
-        <w:t>Figur 1. Fyndplatser för naturvårdsarter i avverkningsanmälan (röd linje). Markörer utan svart kant är placerade på fyndplatsen. Markörer med svart kant är placerade vid sidan av fyndplatsen och har ett svart streck som visar fyndplatsens exakta position. Kartans mittpunktskoordinat är N 7182080, E 769056 i SWEREF 99 TM.</w:t>
+        <w:t>Figur 1. Fyndplatser för naturvårdsarter i avverkningsanmälan. Markörer utan svart kant är placerade på fyndplatsen. Markörer med svart kant är placerade vid sidan av fyndplatsen har ett svart streck som visar fyndplatsens exakta position. Kartans mittpunktskoordinat är N 7182080, E 769056 i SWEREF 99 TM.</w:t>
+      </w:r>
+    </w:p>
+    <w:p>
+      <w:r>
+        <w:t>I avverkningsanmälan finns fynd av 1 naturvårdsarter, varav 1 är rödlistad, 1 är fridlyst och 1 är typisk (T): knärot (VU, T, §8). Se Figur 1.</w:t>
+      </w:r>
+    </w:p>
+    <w:p>
+      <w:r>
+        <w:t>Nedan presenteras relevanta utdrag ur standarderna för FSC, Chain of Custody, Controlled Wood och PEFC.</w:t>
+      </w:r>
+    </w:p>
+    <w:p>
+      <w:r>
+        <w:t>Vi förväntar oss att ni återkommer med ett skriftligt svar på vårt klagomål och även beskriver vilka korrigerande åtgärder ni satt in för att rätta till identifierade brister i er efterlevnad av den svenska FSC standarden.</w:t>
       </w:r>
     </w:p>
     <w:p>
       <w:pPr>
-        <w:pStyle w:val="Heading2"/>
+        <w:pStyle w:val="Heading1"/>
       </w:pPr>
       <w:r>
-        <w:t>Fridlysta arter</w:t>
+        <w:t>Naturvårdsarter och fridlysta arter</w:t>
       </w:r>
     </w:p>
     <w:p>
       <w:r>
-        <w:t>Följande fridlysta arter har sina livsmiljöer och växtplatser i den avverkningsanmälda skogen: knärot (VU, T, §8).</w:t>
+        <w:t>Nedan följer beskrivningar av de naturvårdsarter och fridlysta arter som har sina livsmiljöer och växtplatser i den avverkningsanmälda skogen. Se även ytterligare artfakta i BILAGA 1. De påträffade naturvårdsarterna är ett tydligt kvitto på att det rör sig om en skog med höga naturvärden.</w:t>
       </w:r>
     </w:p>
     <w:p>
@@ -364,11 +348,6 @@
       </w:r>
     </w:p>
     <w:p>
-      <w:r>
-        <w:t>I BILAGA 1 finns mer detaljerad information om ekologi samt krav på livsmiljö hos fridlysta arter.</w:t>
-      </w:r>
-    </w:p>
-    <w:p>
       <w:pPr>
         <w:pStyle w:val="Heading1"/>
       </w:pPr>
@@ -1020,7 +999,7 @@
     <w:r>
       <w:tab/>
       <w:tab/>
-      <w:t>2026-06-20</w:t>
+      <w:t>2026-06-21</w:t>
       <w:br/>
       <w:br/>
     </w:r>

--- a/klagomål/A 22797-2026 FSC-klagomål.docx
+++ b/klagomål/A 22797-2026 FSC-klagomål.docx
@@ -999,7 +999,7 @@
     <w:r>
       <w:tab/>
       <w:tab/>
-      <w:t>2026-06-21</w:t>
+      <w:t>2026-06-22</w:t>
       <w:br/>
       <w:br/>
     </w:r>

--- a/klagomål/A 22797-2026 FSC-klagomål.docx
+++ b/klagomål/A 22797-2026 FSC-klagomål.docx
@@ -999,7 +999,7 @@
     <w:r>
       <w:tab/>
       <w:tab/>
-      <w:t>2026-06-22</w:t>
+      <w:t>2026-06-23</w:t>
       <w:br/>
       <w:br/>
     </w:r>

--- a/klagomål/A 22797-2026 FSC-klagomål.docx
+++ b/klagomål/A 22797-2026 FSC-klagomål.docx
@@ -999,7 +999,7 @@
     <w:r>
       <w:tab/>
       <w:tab/>
-      <w:t>2026-06-23</w:t>
+      <w:t>2026-06-24</w:t>
       <w:br/>
       <w:br/>
     </w:r>

--- a/klagomål/A 22797-2026 FSC-klagomål.docx
+++ b/klagomål/A 22797-2026 FSC-klagomål.docx
@@ -999,7 +999,7 @@
     <w:r>
       <w:tab/>
       <w:tab/>
-      <w:t>2026-06-24</w:t>
+      <w:t>2026-06-25</w:t>
       <w:br/>
       <w:br/>
     </w:r>

--- a/klagomål/A 22797-2026 FSC-klagomål.docx
+++ b/klagomål/A 22797-2026 FSC-klagomål.docx
@@ -178,7 +178,7 @@
       <w:r>
         <w:drawing>
           <wp:inline xmlns:a="http://schemas.openxmlformats.org/drawingml/2006/main" xmlns:pic="http://schemas.openxmlformats.org/drawingml/2006/picture">
-            <wp:extent cx="5486400" cy="2722461"/>
+            <wp:extent cx="5486400" cy="3097648"/>
             <wp:docPr id="1" name="Picture 1"/>
             <wp:cNvGraphicFramePr>
               <a:graphicFrameLocks noChangeAspect="1"/>
@@ -199,7 +199,7 @@
                   <pic:spPr>
                     <a:xfrm>
                       <a:off x="0" y="0"/>
-                      <a:ext cx="5486400" cy="2722461"/>
+                      <a:ext cx="5486400" cy="3097648"/>
                     </a:xfrm>
                     <a:prstGeom prst="rect"/>
                   </pic:spPr>
@@ -216,12 +216,12 @@
         <w:spacing w:after="240"/>
       </w:pPr>
       <w:r>
-        <w:t>Figur 1. Fyndplatser för naturvårdsarter i avverkningsanmälan. Markörer utan svart kant är placerade på fyndplatsen. Markörer med svart kant är placerade vid sidan av fyndplatsen har ett svart streck som visar fyndplatsens exakta position. Kartans mittpunktskoordinat är N 7182080, E 769056 i SWEREF 99 TM.</w:t>
+        <w:t>Figur 1. Fyndplatser för naturvårdsarter i och inom 14 meter från avverkningsanmälan. Markörer utan svart kant är placerade på fyndplatsen. Markörer med svart kant är placerade vid sidan av fyndplatsen har ett svart streck som visar fyndplatsens exakta position. Kartans mittpunktskoordinat är N 7182080, E 769056 i SWEREF 99 TM.</w:t>
       </w:r>
     </w:p>
     <w:p>
       <w:r>
-        <w:t>I avverkningsanmälan finns fynd av 1 naturvårdsarter, varav 1 är rödlistad, 1 är fridlyst och 1 är typisk (T): knärot (VU, T, §8). Se Figur 1.</w:t>
+        <w:t>I och inom 14 meter från avverkningsanmälan finns fynd av 14 naturvårdsarter, varav 11 är rödlistade, 3 är fridlysta, 12 är typiska (T) och 2 är signalarter (S): fläckporing (VU, T), garnlav (VU, T), gräddporing (VU, T), knärot (VU, T, §8), rosenticka (NT, T), rynkskinn (NT, T), tretåig hackspett (NT, T, §4), ullticka (NT, T), vedflamlav (NT), violettgrå tagellav (NT, T), vitplätt (NT), grovticka (S, T), vedticka (S, T) och tjäder (T, §4). Se Figur 1.</w:t>
       </w:r>
     </w:p>
     <w:p>
@@ -252,10 +252,30 @@
         <w:rPr>
           <w:b/>
         </w:rPr>
-        <w:t>Knärot (VU, §8)</w:t>
-      </w:r>
-      <w:r>
-        <w:t xml:space="preserve"> är typisk art för </w:t>
+        <w:t>Fläckporing (VU)</w:t>
+      </w:r>
+      <w:r>
+        <w:t xml:space="preserve"> är en mycket bra signalart som visar på tallnaturskogar med höga naturvärden. Den är placerad högst upp i Skogsstyrelsens värdepyramid för bedömning av skog med höga naturvärden och indikerar områden som är mer eller mindre opåverkade av skogsbruk och där det funnits en kontinuitet av tallågor i olika nedbrytningsstadier. För att på lång sikt bibehålla livskraftiga populationer i ett område behövs troligen större skyddade områden som tillåter att man upprätthåller en naturlig branddynamik. Fläckporing är typisk art för </w:t>
+      </w:r>
+      <w:r>
+        <w:rPr>
+          <w:i/>
+        </w:rPr>
+        <w:t>9010 Taiga</w:t>
+      </w:r>
+      <w:r>
+        <w:t xml:space="preserve"> (SLU Artdatabanken, 2024; Nitare &amp; Skogsstyrelsen, 2019).</w:t>
+      </w:r>
+    </w:p>
+    <w:p>
+      <w:r>
+        <w:rPr>
+          <w:b/>
+        </w:rPr>
+        <w:t>Garnlav (VU)</w:t>
+      </w:r>
+      <w:r>
+        <w:t xml:space="preserve"> är en utpräglad barrskogsart som ibland kan drapera träden i norrländska grannaturskogar med hög luftfuktighet. Den förekommer även i talldominerade bestånd där den, förutom i trädens grenverk, påträffas hängande över ojämnheter i tallbarken. Arten har minskat starkt i södra och mellersta Sverige och den minskar även i sitt nordliga utbredningsområde. Minskningstakten uppgår till 30 (20–50) % inom 50 år och överstiger gränsvärdet för Sårbar (VU). Orsaken till tillbakagången beror främst på slutavverkningar av naturskogsartade skogar. Bestånd med riklig förekomst bör regelmässigt sparas, vilket även gynnar flera andra sällsynta och rödlistade arter. Garnlav är värdväxt för den mycket sällsynta och akut hotade fjärilen barrskogslavfly (CR) som hör hemma i boreala barrskogar med riklig förekomst av värdväxten. Tidigare kunde arten konstateras årligen på flera platser vid Dala-Floda i Dalarna innan lokalerna kalavverkades. Senaste fyndet i landet av barrskogslavfly är från år 2000 då den påträffades vid Högberget i Sollefteå kommun. Garnlav är typisk art för </w:t>
       </w:r>
       <w:r>
         <w:rPr>
@@ -270,6 +290,55 @@
         <w:rPr>
           <w:i/>
         </w:rPr>
+        <w:t xml:space="preserve"> 9070 Trädklädd betesmark</w:t>
+      </w:r>
+      <w:r>
+        <w:t xml:space="preserve"> (SLU Artdatabanken, 2026).</w:t>
+      </w:r>
+    </w:p>
+    <w:p>
+      <w:r>
+        <w:rPr>
+          <w:b/>
+        </w:rPr>
+        <w:t>Gräddporing (VU)</w:t>
+      </w:r>
+      <w:r>
+        <w:t xml:space="preserve"> växer nästan enbart i urskogsartad barrskog på gamla, kraftigt murkna, grova och mossbelupna tallågor i något fuktiga och skuggiga lägen. Arten är placerad högst upp i Skogsstyrelsens värdepyramid för bedömning av skog med höga naturvärden och indikerar gamla och relativt orörda tallnaturskogar med höga naturvärden där det under låg tid kontinuerligt funnits inslag av grova tallågor. För att på sikt hejda artens vikande trend behöver merparten av gräddporingens nu kända växtplatser undantas från skogsbruk. Gräddporing är typisk art för </w:t>
+      </w:r>
+      <w:r>
+        <w:rPr>
+          <w:i/>
+        </w:rPr>
+        <w:t>9010 Taiga</w:t>
+      </w:r>
+      <w:r>
+        <w:t xml:space="preserve"> (SLU Artdatabanken, 2024; Nitare &amp; Skogsstyrelsen, 2019).</w:t>
+      </w:r>
+    </w:p>
+    <w:p>
+      <w:r>
+        <w:rPr>
+          <w:b/>
+        </w:rPr>
+        <w:t>Knärot (VU, §8)</w:t>
+      </w:r>
+      <w:r>
+        <w:t xml:space="preserve"> är typisk art för </w:t>
+      </w:r>
+      <w:r>
+        <w:rPr>
+          <w:i/>
+        </w:rPr>
+        <w:t xml:space="preserve">9010 Taiga </w:t>
+      </w:r>
+      <w:r>
+        <w:t>och</w:t>
+      </w:r>
+      <w:r>
+        <w:rPr>
+          <w:i/>
+        </w:rPr>
         <w:t xml:space="preserve"> 9050 Näringsrik granskog</w:t>
       </w:r>
       <w:r>
@@ -296,7 +365,7 @@
     </w:p>
     <w:p>
       <w:r>
-        <w:t>I det avverkningsanmälda området finns 1 fyndplatser för knärot registrerade på Artportalen. Figur 2 visar gränserna för buffertzoner på 50 m, som behöver lämnas kring fyndplatserna för att knärotslokalerna inte ska försvinna vid en avverkning. Av det avverkningsanmälda området överlappar 0.54 ha med buffertzonerna och får av detta skäl inte avverkas.</w:t>
+        <w:t>I det avverkningsanmälda området finns 13 fyndplatser för knärot registrerade på Artportalen. Figur 2 visar gränserna för buffertzoner på 50 m, som behöver lämnas kring fyndplatserna för att knärotslokalerna inte ska försvinna vid en avverkning. Av det avverkningsanmälda området överlappar 2.41 ha med buffertzonerna och får av detta skäl inte avverkas.</w:t>
       </w:r>
     </w:p>
     <w:p>
@@ -348,6 +417,269 @@
       </w:r>
     </w:p>
     <w:p>
+      <w:r>
+        <w:rPr>
+          <w:b/>
+        </w:rPr>
+        <w:t>Rosenticka (NT)</w:t>
+      </w:r>
+      <w:r>
+        <w:t xml:space="preserve">, rödlistad som nära hotad, ingår i en karaktäristisk association av vedsvampar som växer på gamla, grova granlågor i urskogsartade barrskogar. Den är placerad i toppen av Skogsstyrelsens värdepyramid för bedömning av skog med höga naturvärden och indikerar ett granskogsekosystem med långvarig kontinuitet av grova lågor. Artens beroende av grova granlågor innebär att alla skogsskötselåtgärder på eller i omedelbar närhet av lokalerna utgör ett hot på lång sikt. Det är angeläget att populationerna inte ytterligare glesas ut och ett tillräckligt antal områden där arten nu finns måste sparas för framtiden. Rosenticka är typisk art för </w:t>
+      </w:r>
+      <w:r>
+        <w:rPr>
+          <w:i/>
+        </w:rPr>
+        <w:t xml:space="preserve">9010 Taiga </w:t>
+      </w:r>
+      <w:r>
+        <w:t xml:space="preserve">och </w:t>
+      </w:r>
+      <w:r>
+        <w:rPr>
+          <w:i/>
+        </w:rPr>
+        <w:t>9050 Näringsrik granskog</w:t>
+      </w:r>
+      <w:r>
+        <w:t xml:space="preserve"> (Nitare &amp; Skogsstyrelsen, 2019; SLU Artdatabanken, 2024).</w:t>
+      </w:r>
+    </w:p>
+    <w:p>
+      <w:r>
+        <w:rPr>
+          <w:b/>
+        </w:rPr>
+        <w:t>Rynkskinn (NT)</w:t>
+      </w:r>
+      <w:r>
+        <w:t xml:space="preserve"> är en vednedbrytare som växer på grova granlågor och ingår i en karaktäristisk association av vedsvampar knutna till urskogsartade barrskogar. Den har klassificerats som en “urskogsindikator” och är placerad i toppen av Skogsstyrelsens värdepyramid för bedömning av skog med höga naturvärden. Allt tyder på att rynkskinn är mycket känslig för skogliga ingrepp och lokalerna, som oftast har höga biologiska kvaliteter, bör lämnas till fri utveckling. Rynkskinn är typisk art för </w:t>
+      </w:r>
+      <w:r>
+        <w:rPr>
+          <w:i/>
+        </w:rPr>
+        <w:t xml:space="preserve">9010 Taiga, 9050 Näringsrik granskog </w:t>
+      </w:r>
+      <w:r>
+        <w:t>och</w:t>
+      </w:r>
+      <w:r>
+        <w:rPr>
+          <w:i/>
+        </w:rPr>
+        <w:t xml:space="preserve"> 9030 Landhöjningsskog</w:t>
+      </w:r>
+      <w:r>
+        <w:t xml:space="preserve"> (Nitare &amp; Skogsstyrelsen, 2019; SLU Artdatabanken, 2026).</w:t>
+      </w:r>
+    </w:p>
+    <w:p>
+      <w:r>
+        <w:rPr>
+          <w:b/>
+        </w:rPr>
+        <w:t>Tretåig hackspett (NT, §4)</w:t>
+      </w:r>
+      <w:r>
+        <w:t xml:space="preserve"> är rödlistad som nära hotad och ingår i bilaga 1 i EU:s fågeldirektiv. Tretåig hackspett är för sin överlevnad beroende av kontinuerlig tillförsel av äldre döende och död ved, som sker genom naturliga självgallringsprocesser i äldre grannaturskogar och barrblandade naturskogar. Om en skog genom skogsbruk gallras eller glesas ur så upphör och uteblir i stort sett den naturliga självgallringsprocessen för mycket lång tid framöver vilket omöjliggör upprätthållandet av den kontinuerliga ekologiska funktionen i ett område. Det finns studier som visar att naturskogens självgallringsprocess som den tretåiga hackspetten är beroende av, inte kan ersättas med efterlämnad hänsyn i skogsbruket (Imbeau &amp; Desrochers, 2002). Storleken på häckningsreviret varierar med skogstypen, förekomsten av död ved och graden av fragmentering, men är i allmänhet i storleksordningen 25–100 hektar. Vintertid krävs ofta betydligt större områden och det finns studier som antyder att arten behöver minst 100 hektar äldre skog. I områden med låg bonitet kan det behövas över 200 hektar lämpligt habitat för att ett par ska kunna reproducera sig. Områden med dokumenterad permanent förekomst i naturskogsmiljöer har vanligen så stora naturvärden att skogsbruk är olämpligt. Tretåig hackspett är typisk art för </w:t>
+      </w:r>
+      <w:r>
+        <w:rPr>
+          <w:i/>
+        </w:rPr>
+        <w:t xml:space="preserve">9010 Taiga, 9740 Skogsbevuxen myr, 9030 Landhöjningsskog </w:t>
+      </w:r>
+      <w:r>
+        <w:t xml:space="preserve">och </w:t>
+      </w:r>
+      <w:r>
+        <w:rPr>
+          <w:i/>
+        </w:rPr>
+        <w:t>9040 Fjällbjörkskog</w:t>
+      </w:r>
+      <w:r>
+        <w:t xml:space="preserve"> (Skogsstyrelsen, 2016; SLU Artdatabanken, 2024).</w:t>
+      </w:r>
+    </w:p>
+    <w:p>
+      <w:r>
+        <w:rPr>
+          <w:b/>
+        </w:rPr>
+        <w:t>Ullticka (NT)</w:t>
+      </w:r>
+      <w:r>
+        <w:t xml:space="preserve"> är knuten till restbestånd av barrnaturskog och förekommer med ett tydligt optimum i orörda eller måttligt påverkade gamla granskogar där det föreligger viss kontinuitet av grov död ved. Ullticka är en bra signalart inom hela sitt utbredningsområde och i södra Sverige är den sällsynt och en god signalart för skyddsvärda granskogsmiljöer. Den hotas av avverkning och fragmentering av naturskog och äldre granskog med lång trädkontinuitet. På ullticka kan ibland ulltickeporing (VU) påträffas - det är en sällsynt ticka som nyligen delats upp i de tre olika arterna ulltickeporing </w:t>
+      </w:r>
+      <w:r>
+        <w:rPr>
+          <w:i/>
+        </w:rPr>
+        <w:t xml:space="preserve">Skeletocutis brevispora </w:t>
+      </w:r>
+      <w:r>
+        <w:t>(VU)</w:t>
+      </w:r>
+      <w:r>
+        <w:rPr>
+          <w:i/>
+        </w:rPr>
+        <w:t>, Skeletocutis delicata</w:t>
+      </w:r>
+      <w:r>
+        <w:t xml:space="preserve"> (VU)</w:t>
+      </w:r>
+      <w:r>
+        <w:rPr>
+          <w:i/>
+        </w:rPr>
+        <w:t xml:space="preserve"> och Skeletocutis exilis</w:t>
+      </w:r>
+      <w:r>
+        <w:t xml:space="preserve"> (NT). Ullticka är typisk art för </w:t>
+      </w:r>
+      <w:r>
+        <w:rPr>
+          <w:i/>
+        </w:rPr>
+        <w:t xml:space="preserve">9010 Taiga, 9050 Näringsrik granskog </w:t>
+      </w:r>
+      <w:r>
+        <w:t xml:space="preserve">och </w:t>
+      </w:r>
+      <w:r>
+        <w:rPr>
+          <w:i/>
+        </w:rPr>
+        <w:t>9030 Landhöjningsskog</w:t>
+      </w:r>
+      <w:r>
+        <w:t xml:space="preserve"> (SLU Artdatabanken, 2026; Nitare &amp; Skogsstyrelsen, 2019; Miettinen &amp; Niemelä, 2018).</w:t>
+      </w:r>
+    </w:p>
+    <w:p>
+      <w:r>
+        <w:rPr>
+          <w:b/>
+        </w:rPr>
+        <w:t>Vedflamlav (NT)</w:t>
+      </w:r>
+      <w:r>
+        <w:t xml:space="preserve"> växer på gammal hård och torr, exponerad kärnved av tall, främst på högstubbar i ljusöppna lägen, t.ex. vid och på myrar, sjökanter, i glesa hällmarkskogar och i brandpräglade tallnaturskogar. Substratet nyskapas i begränsad omfattning och arten är en utmärkt indikator på höga naturvärden i denna skogstyp. Tall- och barrblandskogar med naturskogskaraktär och spår av bränder har ofta höga biologiska värden och bör skyddas. På vedflamlavens bål kan den sällsynta spiklaven/parasiten </w:t>
+      </w:r>
+      <w:r>
+        <w:rPr>
+          <w:i/>
+        </w:rPr>
+        <w:t>Calicium ramboldiicola</w:t>
+      </w:r>
+      <w:r>
+        <w:t xml:space="preserve"> (VU) påträffas (SLU Artdatabanken, 2026).</w:t>
+      </w:r>
+    </w:p>
+    <w:p>
+      <w:r>
+        <w:rPr>
+          <w:b/>
+        </w:rPr>
+        <w:t>Violettgrå tagellav (NT)</w:t>
+      </w:r>
+      <w:r>
+        <w:t xml:space="preserve"> växer nästan uteslutande i gamla olikåldriga barrnaturskogar med lång skoglig kontinuitet och är en utmärkt signal på skog med höga naturvärden. Slutavverkning av tidigare aldrig slutavverkad skog (kontinuitetsskog) är det största hotet. Biotopen nyskapas i begränsad omfattning och barrskog äldre än 160 år, där den violettgrå tagellaven huvudsakligen påträffas har minskat med 50% de senaste 50 åren. Lågproduktiv skogsmark där laven förekommer bör undantas från skogsbruk och rika förekomster i äldre granskog bör skyddas. Arten är känslig för uttorkning och det är väsentligt att tillräckligt stora bestånd avsätts. Violettgrå tagellav är typisk art för </w:t>
+      </w:r>
+      <w:r>
+        <w:rPr>
+          <w:i/>
+        </w:rPr>
+        <w:t>9010 Taiga</w:t>
+      </w:r>
+      <w:r>
+        <w:t xml:space="preserve"> (SLU Artdatabanken, 2024; Nitare &amp; Skogsstyrelsen, 2019).</w:t>
+      </w:r>
+    </w:p>
+    <w:p>
+      <w:r>
+        <w:rPr>
+          <w:b/>
+        </w:rPr>
+        <w:t>Vitplätt (NT)</w:t>
+      </w:r>
+      <w:r>
+        <w:t xml:space="preserve"> är en nedbrytare av död, hård och torr tallved och orsakar brunröta. Den förekommer mest i äldre, naturskogsliknande tallskog eller blandskog med äldre tall. Arten hotas av avverkning av gammal, senvuxen tall. I södra Sverige råder brist på lämpliga habitat och arten kan inte längre sprida sig utanför sina få kända växtplatser. Lokaler med gammal tall bör undantas från skogsbruk, i synnerhet i södra Sverige (SLU Artdatabanken, 2024).</w:t>
+      </w:r>
+    </w:p>
+    <w:p>
+      <w:r>
+        <w:rPr>
+          <w:b/>
+        </w:rPr>
+        <w:t>Grovticka</w:t>
+      </w:r>
+      <w:r>
+        <w:t xml:space="preserve"> är i skogslandskapet främst knuten till naturskogsartad äldre barrskog. Den är där en värdefull ”gammelskogsindikator” och påträffas mest vid tallar som är över 200 år gamla.  Grovticka är typisk art för </w:t>
+      </w:r>
+      <w:r>
+        <w:rPr>
+          <w:i/>
+        </w:rPr>
+        <w:t xml:space="preserve">9060 Åsbarrskog </w:t>
+      </w:r>
+      <w:r>
+        <w:t>(Nitare &amp; Skogsstyrelsen, 2019; SLU Artdatabanken, 2025).</w:t>
+      </w:r>
+    </w:p>
+    <w:p>
+      <w:r>
+        <w:rPr>
+          <w:b/>
+        </w:rPr>
+        <w:t xml:space="preserve">Vedticka </w:t>
+      </w:r>
+      <w:r>
+        <w:t xml:space="preserve">är en bra signalart söder om den naturliga norrlandsgränsen. Den är huvudsakligen knuten till äldre barrskogar där det föreligger långvarig kontinuitet av död barrved. Vedticka är typisk art för </w:t>
+      </w:r>
+      <w:r>
+        <w:rPr>
+          <w:i/>
+        </w:rPr>
+        <w:t xml:space="preserve">9010 Taiga </w:t>
+      </w:r>
+      <w:r>
+        <w:t>(Nitare &amp; Skogsstyrelsen, 2019; SLU Artdatabanken, 2025).</w:t>
+      </w:r>
+    </w:p>
+    <w:p>
+      <w:r>
+        <w:rPr>
+          <w:b/>
+        </w:rPr>
+        <w:t>Tjäder (§4)</w:t>
+      </w:r>
+      <w:r>
+        <w:t xml:space="preserve"> omfattas av bilaga 1 och 2 EU:s fågeldirektiv och är typisk art för </w:t>
+      </w:r>
+      <w:r>
+        <w:rPr>
+          <w:i/>
+        </w:rPr>
+        <w:t xml:space="preserve">9010 Taiga </w:t>
+      </w:r>
+      <w:r>
+        <w:t xml:space="preserve">och </w:t>
+      </w:r>
+      <w:r>
+        <w:rPr>
+          <w:i/>
+        </w:rPr>
+        <w:t>9740 Skogsbevuxen myr</w:t>
+      </w:r>
+      <w:r>
+        <w:t>. Tjädern är en utpräglad skogsfågel knuten till större sammanhängande barrskogsområden. Tupparna och hönorna utnyttjar till viss del olika miljöer, och habitatvalet varierar dessutom mellan olika delar av året. För att det ska finnas livskraftiga tjäderbestånd krävs funktionella skogslandskap med en blandning av uppvuxen, gles och luckig skog, täta sumpskogar, myrar och andra små våtmarker. Arten försvinner när skogen fragmenteras och den sammanlagda arealen hyggen och andra öppna områden blir för stor. Ett småskaligt och försiktigt virkesuttag genom hyggesfria metoder kan i vissa fall vara möjligt i området inom 200 m från lekcentrum. Längre ut från lekcentrum, inom 200–500 m bör den avverkade ytan inte överskrida 1 hektar för att undvika alltför stora och snabba förändringar (Skogsstyrelsen, 2019; SLU Artdatabanken, 2024).</w:t>
+      </w:r>
+    </w:p>
+    <w:p>
       <w:pPr>
         <w:pStyle w:val="Heading1"/>
       </w:pPr>
@@ -399,6 +731,22 @@
       <w:r>
         <w:t>I den avverkningsanmälda skogen har fridlysta arter sina livsmiljöer och växtplatser. Att skada de fridlysta arternas livsmiljöer, växtplatser eller ekologiska funktion är inte tillåtet enligt artskyddsförordningen.</w:t>
       </w:r>
+      <w:r>
+        <w:rPr>
+          <w:i/>
+        </w:rPr>
+        <w:t xml:space="preserve"> EU:s medlemsländer och skogsbolag är skyldiga att agera i enlighet med EU:s fågeldirektiv där det uttryckligen står att direktivet gäller för fåglar samt för deras ägg, bon och </w:t>
+      </w:r>
+      <w:r>
+        <w:rPr>
+          <w:b/>
+          <w:i/>
+        </w:rPr>
+        <w:t xml:space="preserve">livsmiljöer </w:t>
+      </w:r>
+      <w:r>
+        <w:t>(artikel 1). Vidare att de åtgärder som vidtas inte får leda till en försämring av den nuvarande situationen beträffande bevarandet av de fågelarter som avses i artikel 1 (artikel 13).</w:t>
+      </w:r>
     </w:p>
     <w:p>
       <w:r>
@@ -437,7 +785,7 @@
         <w:rPr>
           <w:i/>
         </w:rPr>
-        <w:t>I det avverkningsanmälda skogsområdet har 1 naturvårdsarter varav 1 rödlistade arter sina livsmiljöer och växtplatser.</w:t>
+        <w:t>I det avverkningsanmälda skogsområdet har 14 naturvårdsarter varav 11 rödlistade arter sina livsmiljöer och växtplatser.</w:t>
       </w:r>
     </w:p>
     <w:p>
@@ -869,6 +1217,276 @@
       </w:r>
       <w:r>
         <w:t>SLU Artdatabanken, Uppsala.</w:t>
+      </w:r>
+    </w:p>
+    <w:p>
+      <w:pPr>
+        <w:pStyle w:val="Heading1"/>
+      </w:pPr>
+      <w:r>
+        <w:t>Tretåig hackspett – ekologi samt krav på livsmiljön</w:t>
+      </w:r>
+    </w:p>
+    <w:p>
+      <w:r>
+        <w:t xml:space="preserve">Tretåig hackspett (NT) är fridlyst enligt §4 Artskyddsförordningen och finns med som prioriterad art i Skogsstyrelsen vägledning för skogsbruket (bilaga 4 till SVL). I vägledningen står bland annat att: </w:t>
+      </w:r>
+      <w:r>
+        <w:rPr>
+          <w:i/>
+        </w:rPr>
+        <w:t xml:space="preserve">“Tretåig hackspett har stora arealkrav och höga krav på sin livsmiljö. Omdaningen av naturskogar till kulturskogar medför en förlust av viktiga miljöer, något som förstärks av ökad fragmentering till följd av avverkningar.” </w:t>
+      </w:r>
+      <w:r>
+        <w:t xml:space="preserve">Vidare att: </w:t>
+      </w:r>
+      <w:r>
+        <w:rPr>
+          <w:i/>
+        </w:rPr>
+        <w:t>“Områden med dokumenterad permanent förekomst i naturskogsmiljöer har vanligen så stora naturvärden att skogsbruk är olämpligt”</w:t>
+      </w:r>
+      <w:r>
+        <w:t xml:space="preserve"> (SLU Artdatabanken, 2024; Skogsstyrelsen, 2016)</w:t>
+      </w:r>
+      <w:r>
+        <w:rPr>
+          <w:i/>
+        </w:rPr>
+        <w:t>.</w:t>
+      </w:r>
+    </w:p>
+    <w:p>
+      <w:r>
+        <w:t>Tretåig hackspett är beroende av större sammanhängande naturskogar med kontinuerlig tillgång och nybildning av död ved och fragmentering av livsmiljöerna utgör ett stort hot mot arten (se exempelvis Stachura-Skierczynska et al., 2009; Wesolowski et al., 2005; Butler et al., 2004; Pakkala et al., 2002; Amcoff et al., 1996; Virkkala, 1991). Det finns studier som visar att naturskogens självgallringsprocess som den tretåiga hackspetten är beroende av, inte kan ersättas med efterlämnad hänsyn i skogsbruket (Imbeau &amp; Desrochers, 2002).</w:t>
+      </w:r>
+    </w:p>
+    <w:p>
+      <w:r>
+        <w:t>Permanenta revir av tretåig hackspett karaktäriseras ofta av artens typiska ringformigt ordnade hackmärken på framför allt gamla granar. För att säkerställa att inte revir av tretåig hackspett drabbas av avverkningsplanerna bör en inventering göras i området både under häckningstid och under vintern, då arten utnyttjar betydligt större områden än under sommarens häckningsrevir. Storleken på häckningsreviret varierar med skogstypen, förekomsten av död ved och graden av fragmentering, men är i allmänhet i storleksordningen 25–100 hektar (SLU Artdatabanken, 2024; Skogsstyrelsen, 2016).</w:t>
+      </w:r>
+    </w:p>
+    <w:p>
+      <w:r>
+        <w:t xml:space="preserve">Förutom fridlysning enligt §4 Artskyddsförordningen är tretåig hackspett även förtecknad i EU:s fågeldirektiv bilaga 1. Den är typisk art för </w:t>
+      </w:r>
+      <w:r>
+        <w:rPr>
+          <w:i/>
+        </w:rPr>
+        <w:t xml:space="preserve">9010 Taiga, 9740 Skogsbevuxen myr, 9030 Landhöjningsskog </w:t>
+      </w:r>
+      <w:r>
+        <w:t xml:space="preserve">och </w:t>
+      </w:r>
+      <w:r>
+        <w:rPr>
+          <w:i/>
+        </w:rPr>
+        <w:t>9040 Fjällbjörkskog</w:t>
+      </w:r>
+      <w:r>
+        <w:t xml:space="preserve"> samt ingår i Natura 2000 och är förtecknad i Bernkonventionen bilaga II (strikt skyddade djurarter) (SLU Artdatabanken, 2024; Skogsstyrelsen, 2016).</w:t>
+      </w:r>
+    </w:p>
+    <w:p>
+      <w:pPr>
+        <w:pStyle w:val="Heading2"/>
+      </w:pPr>
+      <w:r>
+        <w:t>Referenser – tretåig hackspett</w:t>
+      </w:r>
+    </w:p>
+    <w:p>
+      <w:r>
+        <w:t xml:space="preserve">Amcoff, M. &amp; Eriksson, P. 1996. </w:t>
+      </w:r>
+      <w:r>
+        <w:rPr>
+          <w:i/>
+        </w:rPr>
+        <w:t xml:space="preserve">Förekomst av tretåig hackspett Picoides tridactylus på bestånds- och landskapsnivå. </w:t>
+      </w:r>
+      <w:r>
+        <w:t>Ornis Svecica 6: 107–119.</w:t>
+      </w:r>
+    </w:p>
+    <w:p>
+      <w:r>
+        <w:t xml:space="preserve">Butler, R., Angelstam, P., Ekelund, P. &amp; Schlaeffer, R. 2004. </w:t>
+      </w:r>
+      <w:r>
+        <w:rPr>
+          <w:i/>
+        </w:rPr>
+        <w:t xml:space="preserve">Dead wood threshold values for the three-toed woodpecker presence in boreal and sub-Alpine forest. </w:t>
+      </w:r>
+      <w:r>
+        <w:t>Biological conservation 119(3): 305–318.</w:t>
+      </w:r>
+    </w:p>
+    <w:p>
+      <w:r>
+        <w:t xml:space="preserve">Imbeau, L. &amp; Desrochers, A. 2002. </w:t>
+      </w:r>
+      <w:r>
+        <w:rPr>
+          <w:i/>
+        </w:rPr>
+        <w:t xml:space="preserve">Foraging Ecology and Use of Drumming Trees by Three-Toed Woodpeckers. </w:t>
+      </w:r>
+      <w:r>
+        <w:t>The Journal of Wildlife Management. Vol. 66, No. 1 (Jan., 2002), pp. 222–231.</w:t>
+      </w:r>
+    </w:p>
+    <w:p>
+      <w:r>
+        <w:t xml:space="preserve">Pakkala, T., Hanski, I. &amp; Tomppo, E. 2002. </w:t>
+      </w:r>
+      <w:r>
+        <w:rPr>
+          <w:i/>
+        </w:rPr>
+        <w:t xml:space="preserve">Spatial ecology of the three-toed woodpecker in managed forest landscapes. </w:t>
+      </w:r>
+      <w:r>
+        <w:t>Silva Fennica 36(1): 279–288.</w:t>
+      </w:r>
+    </w:p>
+    <w:p>
+      <w:r>
+        <w:t xml:space="preserve">Skogsstyrelsen, 2016. </w:t>
+      </w:r>
+      <w:r>
+        <w:rPr>
+          <w:i/>
+        </w:rPr>
+        <w:t>Vägledning för hänsyn till fåglar – Tretåig hackspett.</w:t>
+      </w:r>
+    </w:p>
+    <w:p>
+      <w:r>
+        <w:t xml:space="preserve">SLU Artdatabanken, 2024. </w:t>
+      </w:r>
+      <w:r>
+        <w:rPr>
+          <w:i/>
+        </w:rPr>
+        <w:t xml:space="preserve">Artfaktablad. Naturvård – artfakta. </w:t>
+      </w:r>
+      <w:r>
+        <w:t>SLU Artdatabanken, Uppsala.</w:t>
+      </w:r>
+    </w:p>
+    <w:p>
+      <w:r>
+        <w:t xml:space="preserve">Stachura-Skierczynska, K., Tumiel, T. &amp; Skierczynski, M. 2009. </w:t>
+      </w:r>
+      <w:r>
+        <w:rPr>
+          <w:i/>
+        </w:rPr>
+        <w:t xml:space="preserve">Habitat prediction model for three-toed woodpecker and its implications for the conservation of biologically valuable forests. </w:t>
+      </w:r>
+      <w:r>
+        <w:t>Forest Ecology and Management 258(5): 697–703.</w:t>
+      </w:r>
+    </w:p>
+    <w:p>
+      <w:r>
+        <w:t xml:space="preserve">Virkkala, R. 1991. </w:t>
+      </w:r>
+      <w:r>
+        <w:rPr>
+          <w:i/>
+        </w:rPr>
+        <w:t xml:space="preserve">Population trends of forest birds in a Finnish Lapland landscape of large habitat blocks – Consequences of stochastic environmental variation or regional habitat alteration. </w:t>
+      </w:r>
+      <w:r>
+        <w:t>Biological conservation 56(2): 223–240.</w:t>
+      </w:r>
+    </w:p>
+    <w:p>
+      <w:r>
+        <w:t xml:space="preserve">Wesolowski, T., Czeszczewik, D. &amp; Rowinski, P. 2005. </w:t>
+      </w:r>
+      <w:r>
+        <w:rPr>
+          <w:i/>
+        </w:rPr>
+        <w:t xml:space="preserve">Effects of forest management on Three-toed Woodpecker Picoides tridactylus distribution in the Bialowieza Forest (NE Poland): conservation implications. </w:t>
+      </w:r>
+      <w:r>
+        <w:t>Acta Ornithologica 40(1): 53–60.</w:t>
+      </w:r>
+    </w:p>
+    <w:p>
+      <w:pPr>
+        <w:pStyle w:val="Heading1"/>
+      </w:pPr>
+      <w:r>
+        <w:t>Tjäder – ekologi samt krav på livsmiljön</w:t>
+      </w:r>
+    </w:p>
+    <w:p>
+      <w:r>
+        <w:t xml:space="preserve">Tjäder (§4) omfattas av bilaga 1 och 2 EU:s fågeldirektiv och är typisk art för </w:t>
+      </w:r>
+      <w:r>
+        <w:rPr>
+          <w:i/>
+        </w:rPr>
+        <w:t xml:space="preserve">9010 Taiga </w:t>
+      </w:r>
+      <w:r>
+        <w:t xml:space="preserve">och </w:t>
+      </w:r>
+      <w:r>
+        <w:rPr>
+          <w:i/>
+        </w:rPr>
+        <w:t>9740 Skogsbevuxen myr</w:t>
+      </w:r>
+      <w:r>
+        <w:t>. Tjädern är en utpräglad skogsfågel knuten till större sammanhängande barrskogsområden. Tupparna och hönorna utnyttjar till viss del olika miljöer, och habitatvalet varierar dessutom mellan olika delar av året. För att det ska finnas livskraftiga tjäderbestånd krävs funktionella skogslandskap med en blandning av uppvuxen, gles och luckig skog, täta sumpskogar, myrar och andra små våtmarker (Skogsstyrelsen, 2019; SLU Artdatabanken 2024).</w:t>
+      </w:r>
+    </w:p>
+    <w:p>
+      <w:r>
+        <w:t>Arten försvinner när skogen fragmenteras och den sammanlagda arealen hyggen och andra öppna områden blir för stor. Ett småskaligt och försiktigt virkesuttag genom hyggesfria metoder kan i vissa fall vara möjligt i området inom 200 m från lekcentrum. Längre ut från lekcentrum, inom 200–500 m bör den avverkade ytan inte överskrida 1 hektar för att undvika alltför stora och snabba förändringar (Skogsstyrelsen, 2019).</w:t>
+      </w:r>
+    </w:p>
+    <w:p>
+      <w:pPr>
+        <w:pStyle w:val="Heading2"/>
+      </w:pPr>
+      <w:r>
+        <w:t>Referenser – tjäder</w:t>
+      </w:r>
+    </w:p>
+    <w:p>
+      <w:r>
+        <w:t xml:space="preserve">Skogsstyrelsen, 2019. </w:t>
+      </w:r>
+      <w:r>
+        <w:rPr>
+          <w:i/>
+        </w:rPr>
+        <w:t>Vägledning för hänsyn till fåglar – tjäder.</w:t>
+      </w:r>
+    </w:p>
+    <w:p>
+      <w:r>
+        <w:t xml:space="preserve">SLU Artdatabanken, 2024. </w:t>
+      </w:r>
+      <w:r>
+        <w:rPr>
+          <w:i/>
+        </w:rPr>
+        <w:t xml:space="preserve">Artfaktablad. Naturvård – artfakta. </w:t>
+      </w:r>
+      <w:r>
+        <w:t>SLU Artdatabanken, Uppsala</w:t>
       </w:r>
     </w:p>
     <w:sectPr>
@@ -999,7 +1617,7 @@
     <w:r>
       <w:tab/>
       <w:tab/>
-      <w:t>2026-06-25</w:t>
+      <w:t>2026-06-26</w:t>
       <w:br/>
       <w:br/>
     </w:r>

--- a/klagomål/A 22797-2026 FSC-klagomål.docx
+++ b/klagomål/A 22797-2026 FSC-klagomål.docx
@@ -1617,7 +1617,7 @@
     <w:r>
       <w:tab/>
       <w:tab/>
-      <w:t>2026-06-26</w:t>
+      <w:t>2026-06-27</w:t>
       <w:br/>
       <w:br/>
     </w:r>

--- a/klagomål/A 22797-2026 FSC-klagomål.docx
+++ b/klagomål/A 22797-2026 FSC-klagomål.docx
@@ -1617,7 +1617,7 @@
     <w:r>
       <w:tab/>
       <w:tab/>
-      <w:t>2026-06-27</w:t>
+      <w:t>2026-06-28</w:t>
       <w:br/>
       <w:br/>
     </w:r>

--- a/klagomål/A 22797-2026 FSC-klagomål.docx
+++ b/klagomål/A 22797-2026 FSC-klagomål.docx
@@ -1617,7 +1617,7 @@
     <w:r>
       <w:tab/>
       <w:tab/>
-      <w:t>2026-06-28</w:t>
+      <w:t>2026-06-29</w:t>
       <w:br/>
       <w:br/>
     </w:r>

--- a/klagomål/A 22797-2026 FSC-klagomål.docx
+++ b/klagomål/A 22797-2026 FSC-klagomål.docx
@@ -1617,7 +1617,7 @@
     <w:r>
       <w:tab/>
       <w:tab/>
-      <w:t>2026-06-29</w:t>
+      <w:t>2026-06-30</w:t>
       <w:br/>
       <w:br/>
     </w:r>

--- a/klagomål/A 22797-2026 FSC-klagomål.docx
+++ b/klagomål/A 22797-2026 FSC-klagomål.docx
@@ -1617,7 +1617,7 @@
     <w:r>
       <w:tab/>
       <w:tab/>
-      <w:t>2026-06-30</w:t>
+      <w:t>2026-07-01</w:t>
       <w:br/>
       <w:br/>
     </w:r>

--- a/klagomål/A 22797-2026 FSC-klagomål.docx
+++ b/klagomål/A 22797-2026 FSC-klagomål.docx
@@ -1617,7 +1617,7 @@
     <w:r>
       <w:tab/>
       <w:tab/>
-      <w:t>2026-07-01</w:t>
+      <w:t>2026-07-02</w:t>
       <w:br/>
       <w:br/>
     </w:r>

--- a/klagomål/A 22797-2026 FSC-klagomål.docx
+++ b/klagomål/A 22797-2026 FSC-klagomål.docx
@@ -1617,7 +1617,7 @@
     <w:r>
       <w:tab/>
       <w:tab/>
-      <w:t>2026-07-02</w:t>
+      <w:t>2026-07-03</w:t>
       <w:br/>
       <w:br/>
     </w:r>

--- a/klagomål/A 22797-2026 FSC-klagomål.docx
+++ b/klagomål/A 22797-2026 FSC-klagomål.docx
@@ -1617,7 +1617,7 @@
     <w:r>
       <w:tab/>
       <w:tab/>
-      <w:t>2026-07-13</w:t>
+      <w:t>2026-07-14</w:t>
       <w:br/>
       <w:br/>
     </w:r>

--- a/klagomål/A 22797-2026 FSC-klagomål.docx
+++ b/klagomål/A 22797-2026 FSC-klagomål.docx
@@ -1617,7 +1617,7 @@
     <w:r>
       <w:tab/>
       <w:tab/>
-      <w:t>2026-07-14</w:t>
+      <w:t>2026-07-15</w:t>
       <w:br/>
       <w:br/>
     </w:r>

--- a/klagomål/A 22797-2026 FSC-klagomål.docx
+++ b/klagomål/A 22797-2026 FSC-klagomål.docx
@@ -1617,7 +1617,7 @@
     <w:r>
       <w:tab/>
       <w:tab/>
-      <w:t>2026-07-15</w:t>
+      <w:t>2026-07-16</w:t>
       <w:br/>
       <w:br/>
     </w:r>

--- a/klagomål/A 22797-2026 FSC-klagomål.docx
+++ b/klagomål/A 22797-2026 FSC-klagomål.docx
@@ -1617,7 +1617,7 @@
     <w:r>
       <w:tab/>
       <w:tab/>
-      <w:t>2026-07-16</w:t>
+      <w:t>2026-07-17</w:t>
       <w:br/>
       <w:br/>
     </w:r>

--- a/klagomål/A 22797-2026 FSC-klagomål.docx
+++ b/klagomål/A 22797-2026 FSC-klagomål.docx
@@ -1617,7 +1617,7 @@
     <w:r>
       <w:tab/>
       <w:tab/>
-      <w:t>2026-07-17</w:t>
+      <w:t>2026-07-18</w:t>
       <w:br/>
       <w:br/>
     </w:r>

--- a/klagomål/A 22797-2026 FSC-klagomål.docx
+++ b/klagomål/A 22797-2026 FSC-klagomål.docx
@@ -1617,7 +1617,7 @@
     <w:r>
       <w:tab/>
       <w:tab/>
-      <w:t>2026-07-18</w:t>
+      <w:t>2026-07-19</w:t>
       <w:br/>
       <w:br/>
     </w:r>

--- a/klagomål/A 22797-2026 FSC-klagomål.docx
+++ b/klagomål/A 22797-2026 FSC-klagomål.docx
@@ -1617,7 +1617,7 @@
     <w:r>
       <w:tab/>
       <w:tab/>
-      <w:t>2026-07-19</w:t>
+      <w:t>2026-07-20</w:t>
       <w:br/>
       <w:br/>
     </w:r>

--- a/klagomål/A 22797-2026 FSC-klagomål.docx
+++ b/klagomål/A 22797-2026 FSC-klagomål.docx
@@ -1617,7 +1617,7 @@
     <w:r>
       <w:tab/>
       <w:tab/>
-      <w:t>2026-07-20</w:t>
+      <w:t>2026-07-21</w:t>
       <w:br/>
       <w:br/>
     </w:r>

--- a/klagomål/A 22797-2026 FSC-klagomål.docx
+++ b/klagomål/A 22797-2026 FSC-klagomål.docx
@@ -1617,7 +1617,7 @@
     <w:r>
       <w:tab/>
       <w:tab/>
-      <w:t>2026-07-21</w:t>
+      <w:t>2026-07-22</w:t>
       <w:br/>
       <w:br/>
     </w:r>

--- a/klagomål/A 22797-2026 FSC-klagomål.docx
+++ b/klagomål/A 22797-2026 FSC-klagomål.docx
@@ -1617,7 +1617,7 @@
     <w:r>
       <w:tab/>
       <w:tab/>
-      <w:t>2026-07-22</w:t>
+      <w:t>2026-07-23</w:t>
       <w:br/>
       <w:br/>
     </w:r>

--- a/klagomål/A 22797-2026 FSC-klagomål.docx
+++ b/klagomål/A 22797-2026 FSC-klagomål.docx
@@ -1617,7 +1617,7 @@
     <w:r>
       <w:tab/>
       <w:tab/>
-      <w:t>2026-07-23</w:t>
+      <w:t>2026-07-24</w:t>
       <w:br/>
       <w:br/>
     </w:r>

--- a/klagomål/A 22797-2026 FSC-klagomål.docx
+++ b/klagomål/A 22797-2026 FSC-klagomål.docx
@@ -1617,7 +1617,7 @@
     <w:r>
       <w:tab/>
       <w:tab/>
-      <w:t>2026-07-24</w:t>
+      <w:t>2026-07-25</w:t>
       <w:br/>
       <w:br/>
     </w:r>

--- a/klagomål/A 22797-2026 FSC-klagomål.docx
+++ b/klagomål/A 22797-2026 FSC-klagomål.docx
@@ -1617,7 +1617,7 @@
     <w:r>
       <w:tab/>
       <w:tab/>
-      <w:t>2026-07-25</w:t>
+      <w:t>2026-07-26</w:t>
       <w:br/>
       <w:br/>
     </w:r>

--- a/klagomål/A 22797-2026 FSC-klagomål.docx
+++ b/klagomål/A 22797-2026 FSC-klagomål.docx
@@ -1617,7 +1617,7 @@
     <w:r>
       <w:tab/>
       <w:tab/>
-      <w:t>2026-07-26</w:t>
+      <w:t>2026-07-27</w:t>
       <w:br/>
       <w:br/>
     </w:r>

--- a/klagomål/A 22797-2026 FSC-klagomål.docx
+++ b/klagomål/A 22797-2026 FSC-klagomål.docx
@@ -1617,7 +1617,7 @@
     <w:r>
       <w:tab/>
       <w:tab/>
-      <w:t>2026-07-27</w:t>
+      <w:t>2026-07-28</w:t>
       <w:br/>
       <w:br/>
     </w:r>

--- a/klagomål/A 22797-2026 FSC-klagomål.docx
+++ b/klagomål/A 22797-2026 FSC-klagomål.docx
@@ -1617,7 +1617,7 @@
     <w:r>
       <w:tab/>
       <w:tab/>
-      <w:t>2026-07-28</w:t>
+      <w:t>2026-07-29</w:t>
       <w:br/>
       <w:br/>
     </w:r>

--- a/klagomål/A 22797-2026 FSC-klagomål.docx
+++ b/klagomål/A 22797-2026 FSC-klagomål.docx
@@ -1617,7 +1617,7 @@
     <w:r>
       <w:tab/>
       <w:tab/>
-      <w:t>2026-07-29</w:t>
+      <w:t>2026-07-30</w:t>
       <w:br/>
       <w:br/>
     </w:r>

--- a/klagomål/A 22797-2026 FSC-klagomål.docx
+++ b/klagomål/A 22797-2026 FSC-klagomål.docx
@@ -1617,7 +1617,7 @@
     <w:r>
       <w:tab/>
       <w:tab/>
-      <w:t>2026-07-30</w:t>
+      <w:t>2026-07-31</w:t>
       <w:br/>
       <w:br/>
     </w:r>

--- a/klagomål/A 22797-2026 FSC-klagomål.docx
+++ b/klagomål/A 22797-2026 FSC-klagomål.docx
@@ -1617,7 +1617,7 @@
     <w:r>
       <w:tab/>
       <w:tab/>
-      <w:t>2026-07-31</w:t>
+      <w:t>2026-08-01</w:t>
       <w:br/>
       <w:br/>
     </w:r>

--- a/klagomål/A 22797-2026 FSC-klagomål.docx
+++ b/klagomål/A 22797-2026 FSC-klagomål.docx
@@ -1617,7 +1617,7 @@
     <w:r>
       <w:tab/>
       <w:tab/>
-      <w:t>2026-08-01</w:t>
+      <w:t>2026-08-02</w:t>
       <w:br/>
       <w:br/>
     </w:r>

--- a/klagomål/A 22797-2026 FSC-klagomål.docx
+++ b/klagomål/A 22797-2026 FSC-klagomål.docx
@@ -1617,7 +1617,7 @@
     <w:r>
       <w:tab/>
       <w:tab/>
-      <w:t>2026-08-02</w:t>
+      <w:t>2026-08-03</w:t>
       <w:br/>
       <w:br/>
     </w:r>

--- a/klagomål/A 22797-2026 FSC-klagomål.docx
+++ b/klagomål/A 22797-2026 FSC-klagomål.docx
@@ -1617,7 +1617,7 @@
     <w:r>
       <w:tab/>
       <w:tab/>
-      <w:t>2026-08-03</w:t>
+      <w:t>2026-08-05</w:t>
       <w:br/>
       <w:br/>
     </w:r>

--- a/klagomål/A 22797-2026 FSC-klagomål.docx
+++ b/klagomål/A 22797-2026 FSC-klagomål.docx
@@ -1617,7 +1617,7 @@
     <w:r>
       <w:tab/>
       <w:tab/>
-      <w:t>2026-08-05</w:t>
+      <w:t>2026-08-07</w:t>
       <w:br/>
       <w:br/>
     </w:r>

--- a/klagomål/A 22797-2026 FSC-klagomål.docx
+++ b/klagomål/A 22797-2026 FSC-klagomål.docx
@@ -1617,7 +1617,7 @@
     <w:r>
       <w:tab/>
       <w:tab/>
-      <w:t>2026-08-07</w:t>
+      <w:t>2026-08-08</w:t>
       <w:br/>
       <w:br/>
     </w:r>

--- a/klagomål/A 22797-2026 FSC-klagomål.docx
+++ b/klagomål/A 22797-2026 FSC-klagomål.docx
@@ -178,7 +178,7 @@
       <w:r>
         <w:drawing>
           <wp:inline xmlns:a="http://schemas.openxmlformats.org/drawingml/2006/main" xmlns:pic="http://schemas.openxmlformats.org/drawingml/2006/picture">
-            <wp:extent cx="5486400" cy="2722461"/>
+            <wp:extent cx="5486400" cy="3097648"/>
             <wp:docPr id="1" name="Picture 1"/>
             <wp:cNvGraphicFramePr>
               <a:graphicFrameLocks noChangeAspect="1"/>
@@ -199,7 +199,7 @@
                   <pic:spPr>
                     <a:xfrm>
                       <a:off x="0" y="0"/>
-                      <a:ext cx="5486400" cy="2722461"/>
+                      <a:ext cx="5486400" cy="3097648"/>
                     </a:xfrm>
                     <a:prstGeom prst="rect"/>
                   </pic:spPr>
@@ -216,12 +216,12 @@
         <w:spacing w:after="240"/>
       </w:pPr>
       <w:r>
-        <w:t>Figur 1. Fyndplatser för naturvårdsarter i avverkningsanmälan. Markörer utan svart kant är placerade på fyndplatsen. Markörer med svart kant är placerade vid sidan av fyndplatsen har ett svart streck som visar fyndplatsens exakta position. Kartans mittpunktskoordinat är N 7182080, E 769056 i SWEREF 99 TM.</w:t>
+        <w:t>Figur 1. Fyndplatser för naturvårdsarter i och inom 14 meter från avverkningsanmälan. Markörer utan svart kant är placerade på fyndplatsen. Markörer med svart kant är placerade vid sidan av fyndplatsen och har ett svart streck som visar fyndplatsens exakta position. Kartans mittpunktskoordinat är N 7182080, E 769056 i SWEREF 99 TM.</w:t>
       </w:r>
     </w:p>
     <w:p>
       <w:r>
-        <w:t>I avverkningsanmälan finns fynd av 1 naturvårdsarter, varav 1 är rödlistad, 1 är fridlyst och 1 är typisk (T): knärot (VU, T, §8). Se Figur 1.</w:t>
+        <w:t>I och inom 14 meter från avverkningsanmälan finns fynd av 14 naturvårdsarter, varav 11 är rödlistade, 3 är fridlysta, 12 är typiska (T) och 2 är signalarter (S): fläckporing (VU, T), garnlav (VU, T), gräddporing (VU, T), knärot (VU, T, §8), rosenticka (NT, T), rynkskinn (NT, T), tretåig hackspett (NT, T, §4), ullticka (NT, T), vedflamlav (NT), violettgrå tagellav (NT, T), vitplätt (NT), grovticka (S, T), vedticka (S, T) och tjäder (T, §4). Se Figur 1.</w:t>
       </w:r>
     </w:p>
     <w:p>
@@ -252,10 +252,30 @@
         <w:rPr>
           <w:b/>
         </w:rPr>
-        <w:t>Knärot (VU, §8)</w:t>
-      </w:r>
-      <w:r>
-        <w:t xml:space="preserve"> är typisk art för </w:t>
+        <w:t>Fläckporing (VU)</w:t>
+      </w:r>
+      <w:r>
+        <w:t xml:space="preserve"> är en mycket bra signalart som visar på tallnaturskogar med höga naturvärden. Den är placerad högst upp i Skogsstyrelsens värdepyramid för bedömning av skog med höga naturvärden och indikerar områden som är mer eller mindre opåverkade av skogsbruk och där det funnits en kontinuitet av tallågor i olika nedbrytningsstadier. För att på lång sikt bibehålla livskraftiga populationer i ett område behövs troligen större skyddade områden som tillåter att man upprätthåller en naturlig branddynamik. Fläckporing är typisk art för </w:t>
+      </w:r>
+      <w:r>
+        <w:rPr>
+          <w:i/>
+        </w:rPr>
+        <w:t>9010 Taiga</w:t>
+      </w:r>
+      <w:r>
+        <w:t xml:space="preserve"> (SLU Artdatabanken, 2024; Nitare &amp; Skogsstyrelsen, 2019).</w:t>
+      </w:r>
+    </w:p>
+    <w:p>
+      <w:r>
+        <w:rPr>
+          <w:b/>
+        </w:rPr>
+        <w:t>Garnlav (VU)</w:t>
+      </w:r>
+      <w:r>
+        <w:t xml:space="preserve"> är en utpräglad barrskogsart som ibland kan drapera träden i norrländska grannaturskogar med hög luftfuktighet. Den förekommer även i talldominerade bestånd där den, förutom i trädens grenverk, påträffas hängande över ojämnheter i tallbarken. Arten har minskat starkt i södra och mellersta Sverige och den minskar även i sitt nordliga utbredningsområde. Minskningstakten uppgår till 30 (20–50) % inom 50 år och överstiger gränsvärdet för Sårbar (VU). Orsaken till tillbakagången beror främst på slutavverkningar av naturskogsartade skogar. Bestånd med riklig förekomst bör regelmässigt sparas, vilket även gynnar flera andra sällsynta och rödlistade arter. Garnlav är värdväxt för den mycket sällsynta och akut hotade fjärilen barrskogslavfly (CR) som hör hemma i boreala barrskogar med riklig förekomst av värdväxten. Tidigare kunde arten konstateras årligen på flera platser vid Dala-Floda i Dalarna innan lokalerna kalavverkades. Senaste fyndet i landet av barrskogslavfly är från år 2000 då den påträffades vid Högberget i Sollefteå kommun. Garnlav är typisk art för </w:t>
       </w:r>
       <w:r>
         <w:rPr>
@@ -270,6 +290,55 @@
         <w:rPr>
           <w:i/>
         </w:rPr>
+        <w:t xml:space="preserve"> 9070 Trädklädd betesmark</w:t>
+      </w:r>
+      <w:r>
+        <w:t xml:space="preserve"> (SLU Artdatabanken, 2026).</w:t>
+      </w:r>
+    </w:p>
+    <w:p>
+      <w:r>
+        <w:rPr>
+          <w:b/>
+        </w:rPr>
+        <w:t>Gräddporing (VU)</w:t>
+      </w:r>
+      <w:r>
+        <w:t xml:space="preserve"> växer nästan enbart i urskogsartad barrskog på gamla, kraftigt murkna, grova och mossbelupna tallågor i något fuktiga och skuggiga lägen. Arten är placerad högst upp i Skogsstyrelsens värdepyramid för bedömning av skog med höga naturvärden och indikerar gamla och relativt orörda tallnaturskogar med höga naturvärden där det under låg tid kontinuerligt funnits inslag av grova tallågor. För att på sikt hejda artens vikande trend behöver merparten av gräddporingens nu kända växtplatser undantas från skogsbruk. Gräddporing är typisk art för </w:t>
+      </w:r>
+      <w:r>
+        <w:rPr>
+          <w:i/>
+        </w:rPr>
+        <w:t>9010 Taiga</w:t>
+      </w:r>
+      <w:r>
+        <w:t xml:space="preserve"> (SLU Artdatabanken, 2024; Nitare &amp; Skogsstyrelsen, 2019).</w:t>
+      </w:r>
+    </w:p>
+    <w:p>
+      <w:r>
+        <w:rPr>
+          <w:b/>
+        </w:rPr>
+        <w:t>Knärot (VU, §8)</w:t>
+      </w:r>
+      <w:r>
+        <w:t xml:space="preserve"> är typisk art för </w:t>
+      </w:r>
+      <w:r>
+        <w:rPr>
+          <w:i/>
+        </w:rPr>
+        <w:t xml:space="preserve">9010 Taiga </w:t>
+      </w:r>
+      <w:r>
+        <w:t>och</w:t>
+      </w:r>
+      <w:r>
+        <w:rPr>
+          <w:i/>
+        </w:rPr>
         <w:t xml:space="preserve"> 9050 Näringsrik granskog</w:t>
       </w:r>
       <w:r>
@@ -296,7 +365,7 @@
     </w:p>
     <w:p>
       <w:r>
-        <w:t>I det avverkningsanmälda området finns 1 fyndplatser för knärot registrerade på Artportalen. Figur 2 visar gränserna för buffertzoner på 50 m, som behöver lämnas kring fyndplatserna för att knärotslokalerna inte ska försvinna vid en avverkning. Av det avverkningsanmälda området överlappar 0.54 ha med buffertzonerna och får av detta skäl inte avverkas.</w:t>
+        <w:t>I det avverkningsanmälda området finns 13 fyndplatser för knärot registrerade på Artportalen. Figur 2 visar gränserna för buffertzoner på 50 m, som behöver lämnas kring fyndplatserna för att knärotslokalerna inte ska försvinna vid en avverkning. Av det avverkningsanmälda området överlappar 2.41 ha med buffertzonerna och får av detta skäl inte avverkas.</w:t>
       </w:r>
     </w:p>
     <w:p>
@@ -348,6 +417,269 @@
       </w:r>
     </w:p>
     <w:p>
+      <w:r>
+        <w:rPr>
+          <w:b/>
+        </w:rPr>
+        <w:t>Rosenticka (NT)</w:t>
+      </w:r>
+      <w:r>
+        <w:t xml:space="preserve">, rödlistad som nära hotad, ingår i en karaktäristisk association av vedsvampar som växer på gamla, grova granlågor i urskogsartade barrskogar. Den är placerad i toppen av Skogsstyrelsens värdepyramid för bedömning av skog med höga naturvärden och indikerar ett granskogsekosystem med långvarig kontinuitet av grova lågor. Artens beroende av grova granlågor innebär att alla skogsskötselåtgärder på eller i omedelbar närhet av lokalerna utgör ett hot på lång sikt. Det är angeläget att populationerna inte ytterligare glesas ut och ett tillräckligt antal områden där arten nu finns måste sparas för framtiden. Rosenticka är typisk art för </w:t>
+      </w:r>
+      <w:r>
+        <w:rPr>
+          <w:i/>
+        </w:rPr>
+        <w:t xml:space="preserve">9010 Taiga </w:t>
+      </w:r>
+      <w:r>
+        <w:t xml:space="preserve">och </w:t>
+      </w:r>
+      <w:r>
+        <w:rPr>
+          <w:i/>
+        </w:rPr>
+        <w:t>9050 Näringsrik granskog</w:t>
+      </w:r>
+      <w:r>
+        <w:t xml:space="preserve"> (Nitare &amp; Skogsstyrelsen, 2019; SLU Artdatabanken, 2024).</w:t>
+      </w:r>
+    </w:p>
+    <w:p>
+      <w:r>
+        <w:rPr>
+          <w:b/>
+        </w:rPr>
+        <w:t>Rynkskinn (NT)</w:t>
+      </w:r>
+      <w:r>
+        <w:t xml:space="preserve"> är en vednedbrytare som växer på grova granlågor och ingår i en karaktäristisk association av vedsvampar knutna till urskogsartade barrskogar. Den har klassificerats som en “urskogsindikator” och är placerad i toppen av Skogsstyrelsens värdepyramid för bedömning av skog med höga naturvärden. Allt tyder på att rynkskinn är mycket känslig för skogliga ingrepp och lokalerna, som oftast har höga biologiska kvaliteter, bör lämnas till fri utveckling. Rynkskinn är typisk art för </w:t>
+      </w:r>
+      <w:r>
+        <w:rPr>
+          <w:i/>
+        </w:rPr>
+        <w:t xml:space="preserve">9010 Taiga, 9050 Näringsrik granskog </w:t>
+      </w:r>
+      <w:r>
+        <w:t>och</w:t>
+      </w:r>
+      <w:r>
+        <w:rPr>
+          <w:i/>
+        </w:rPr>
+        <w:t xml:space="preserve"> 9030 Landhöjningsskog</w:t>
+      </w:r>
+      <w:r>
+        <w:t xml:space="preserve"> (Nitare &amp; Skogsstyrelsen, 2019; SLU Artdatabanken, 2026).</w:t>
+      </w:r>
+    </w:p>
+    <w:p>
+      <w:r>
+        <w:rPr>
+          <w:b/>
+        </w:rPr>
+        <w:t>Tretåig hackspett (NT, §4)</w:t>
+      </w:r>
+      <w:r>
+        <w:t xml:space="preserve"> är rödlistad som nära hotad och ingår i bilaga 1 i EU:s fågeldirektiv. Tretåig hackspett är för sin överlevnad beroende av kontinuerlig tillförsel av äldre döende och död ved, som sker genom naturliga självgallringsprocesser i äldre grannaturskogar och barrblandade naturskogar. Om en skog genom skogsbruk gallras eller glesas ur så upphör och uteblir i stort sett den naturliga självgallringsprocessen för mycket lång tid framöver vilket omöjliggör upprätthållandet av den kontinuerliga ekologiska funktionen i ett område. Det finns studier som visar att naturskogens självgallringsprocess som den tretåiga hackspetten är beroende av, inte kan ersättas med efterlämnad hänsyn i skogsbruket (Imbeau &amp; Desrochers, 2002). Storleken på häckningsreviret varierar med skogstypen, förekomsten av död ved och graden av fragmentering, men är i allmänhet i storleksordningen 25–100 hektar. Vintertid krävs ofta betydligt större områden och det finns studier som antyder att arten behöver minst 100 hektar äldre skog. I områden med låg bonitet kan det behövas över 200 hektar lämpligt habitat för att ett par ska kunna reproducera sig. Områden med dokumenterad permanent förekomst i naturskogsmiljöer har vanligen så stora naturvärden att skogsbruk är olämpligt. Tretåig hackspett är typisk art för </w:t>
+      </w:r>
+      <w:r>
+        <w:rPr>
+          <w:i/>
+        </w:rPr>
+        <w:t xml:space="preserve">9010 Taiga, 9740 Skogsbevuxen myr, 9030 Landhöjningsskog </w:t>
+      </w:r>
+      <w:r>
+        <w:t xml:space="preserve">och </w:t>
+      </w:r>
+      <w:r>
+        <w:rPr>
+          <w:i/>
+        </w:rPr>
+        <w:t>9040 Fjällbjörkskog</w:t>
+      </w:r>
+      <w:r>
+        <w:t xml:space="preserve"> (Skogsstyrelsen, 2016; SLU Artdatabanken, 2024).</w:t>
+      </w:r>
+    </w:p>
+    <w:p>
+      <w:r>
+        <w:rPr>
+          <w:b/>
+        </w:rPr>
+        <w:t>Ullticka (NT)</w:t>
+      </w:r>
+      <w:r>
+        <w:t xml:space="preserve"> är knuten till restbestånd av barrnaturskog och förekommer med ett tydligt optimum i orörda eller måttligt påverkade gamla granskogar där det föreligger viss kontinuitet av grov död ved. Ullticka är en bra signalart inom hela sitt utbredningsområde och i södra Sverige är den sällsynt och en god signalart för skyddsvärda granskogsmiljöer. Den hotas av avverkning och fragmentering av naturskog och äldre granskog med lång trädkontinuitet. På ullticka kan ibland ulltickeporing (VU) påträffas - det är en sällsynt ticka som nyligen delats upp i de tre olika arterna ulltickeporing </w:t>
+      </w:r>
+      <w:r>
+        <w:rPr>
+          <w:i/>
+        </w:rPr>
+        <w:t xml:space="preserve">Skeletocutis brevispora </w:t>
+      </w:r>
+      <w:r>
+        <w:t>(VU)</w:t>
+      </w:r>
+      <w:r>
+        <w:rPr>
+          <w:i/>
+        </w:rPr>
+        <w:t>, Skeletocutis delicata</w:t>
+      </w:r>
+      <w:r>
+        <w:t xml:space="preserve"> (VU)</w:t>
+      </w:r>
+      <w:r>
+        <w:rPr>
+          <w:i/>
+        </w:rPr>
+        <w:t xml:space="preserve"> och Skeletocutis exilis</w:t>
+      </w:r>
+      <w:r>
+        <w:t xml:space="preserve"> (NT). Ullticka är typisk art för </w:t>
+      </w:r>
+      <w:r>
+        <w:rPr>
+          <w:i/>
+        </w:rPr>
+        <w:t xml:space="preserve">9010 Taiga, 9050 Näringsrik granskog </w:t>
+      </w:r>
+      <w:r>
+        <w:t xml:space="preserve">och </w:t>
+      </w:r>
+      <w:r>
+        <w:rPr>
+          <w:i/>
+        </w:rPr>
+        <w:t>9030 Landhöjningsskog</w:t>
+      </w:r>
+      <w:r>
+        <w:t xml:space="preserve"> (SLU Artdatabanken, 2026; Nitare &amp; Skogsstyrelsen, 2019; Miettinen &amp; Niemelä, 2018).</w:t>
+      </w:r>
+    </w:p>
+    <w:p>
+      <w:r>
+        <w:rPr>
+          <w:b/>
+        </w:rPr>
+        <w:t>Vedflamlav (NT)</w:t>
+      </w:r>
+      <w:r>
+        <w:t xml:space="preserve"> växer på gammal hård och torr, exponerad kärnved av tall, främst på högstubbar i ljusöppna lägen, t.ex. vid och på myrar, sjökanter, i glesa hällmarkskogar och i brandpräglade tallnaturskogar. Substratet nyskapas i begränsad omfattning och arten är en utmärkt indikator på höga naturvärden i denna skogstyp. Tall- och barrblandskogar med naturskogskaraktär och spår av bränder har ofta höga biologiska värden och bör skyddas. På vedflamlavens bål kan den sällsynta spiklaven/parasiten </w:t>
+      </w:r>
+      <w:r>
+        <w:rPr>
+          <w:i/>
+        </w:rPr>
+        <w:t>Calicium ramboldiicola</w:t>
+      </w:r>
+      <w:r>
+        <w:t xml:space="preserve"> (VU) påträffas (SLU Artdatabanken, 2026).</w:t>
+      </w:r>
+    </w:p>
+    <w:p>
+      <w:r>
+        <w:rPr>
+          <w:b/>
+        </w:rPr>
+        <w:t>Violettgrå tagellav (NT)</w:t>
+      </w:r>
+      <w:r>
+        <w:t xml:space="preserve"> växer nästan uteslutande i gamla olikåldriga barrnaturskogar med lång skoglig kontinuitet och är en utmärkt signal på skog med höga naturvärden. Slutavverkning av tidigare aldrig slutavverkad skog (kontinuitetsskog) är det största hotet. Biotopen nyskapas i begränsad omfattning och barrskog äldre än 160 år, där den violettgrå tagellaven huvudsakligen påträffas har minskat med 50% de senaste 50 åren. Lågproduktiv skogsmark där laven förekommer bör undantas från skogsbruk och rika förekomster i äldre granskog bör skyddas. Arten är känslig för uttorkning och det är väsentligt att tillräckligt stora bestånd avsätts. Violettgrå tagellav är typisk art för </w:t>
+      </w:r>
+      <w:r>
+        <w:rPr>
+          <w:i/>
+        </w:rPr>
+        <w:t>9010 Taiga</w:t>
+      </w:r>
+      <w:r>
+        <w:t xml:space="preserve"> (SLU Artdatabanken, 2024; Nitare &amp; Skogsstyrelsen, 2019).</w:t>
+      </w:r>
+    </w:p>
+    <w:p>
+      <w:r>
+        <w:rPr>
+          <w:b/>
+        </w:rPr>
+        <w:t>Vitplätt (NT)</w:t>
+      </w:r>
+      <w:r>
+        <w:t xml:space="preserve"> är en nedbrytare av död, hård och torr tallved och orsakar brunröta. Den förekommer mest i äldre, naturskogsliknande tallskog eller blandskog med äldre tall. Arten hotas av avverkning av gammal, senvuxen tall. I södra Sverige råder brist på lämpliga habitat och arten kan inte längre sprida sig utanför sina få kända växtplatser. Lokaler med gammal tall bör undantas från skogsbruk, i synnerhet i södra Sverige (SLU Artdatabanken, 2024).</w:t>
+      </w:r>
+    </w:p>
+    <w:p>
+      <w:r>
+        <w:rPr>
+          <w:b/>
+        </w:rPr>
+        <w:t>Grovticka</w:t>
+      </w:r>
+      <w:r>
+        <w:t xml:space="preserve"> är i skogslandskapet främst knuten till naturskogsartad äldre barrskog. Den är där en värdefull ”gammelskogsindikator” och påträffas mest vid tallar som är över 200 år gamla.  Grovticka är typisk art för </w:t>
+      </w:r>
+      <w:r>
+        <w:rPr>
+          <w:i/>
+        </w:rPr>
+        <w:t xml:space="preserve">9060 Åsbarrskog </w:t>
+      </w:r>
+      <w:r>
+        <w:t>(Nitare &amp; Skogsstyrelsen, 2019; SLU Artdatabanken, 2025).</w:t>
+      </w:r>
+    </w:p>
+    <w:p>
+      <w:r>
+        <w:rPr>
+          <w:b/>
+        </w:rPr>
+        <w:t xml:space="preserve">Vedticka </w:t>
+      </w:r>
+      <w:r>
+        <w:t xml:space="preserve">är en bra signalart söder om den naturliga norrlandsgränsen. Den är huvudsakligen knuten till äldre barrskogar där det föreligger långvarig kontinuitet av död barrved. Vedticka är typisk art för </w:t>
+      </w:r>
+      <w:r>
+        <w:rPr>
+          <w:i/>
+        </w:rPr>
+        <w:t xml:space="preserve">9010 Taiga </w:t>
+      </w:r>
+      <w:r>
+        <w:t>(Nitare &amp; Skogsstyrelsen, 2019; SLU Artdatabanken, 2025).</w:t>
+      </w:r>
+    </w:p>
+    <w:p>
+      <w:r>
+        <w:rPr>
+          <w:b/>
+        </w:rPr>
+        <w:t>Tjäder (§4)</w:t>
+      </w:r>
+      <w:r>
+        <w:t xml:space="preserve"> omfattas av bilaga 1 och 2 EU:s fågeldirektiv och är typisk art för </w:t>
+      </w:r>
+      <w:r>
+        <w:rPr>
+          <w:i/>
+        </w:rPr>
+        <w:t xml:space="preserve">9010 Taiga </w:t>
+      </w:r>
+      <w:r>
+        <w:t xml:space="preserve">och </w:t>
+      </w:r>
+      <w:r>
+        <w:rPr>
+          <w:i/>
+        </w:rPr>
+        <w:t>9740 Skogsbevuxen myr</w:t>
+      </w:r>
+      <w:r>
+        <w:t>. Tjädern är en utpräglad skogsfågel knuten till större sammanhängande barrskogsområden. Tupparna och hönorna utnyttjar till viss del olika miljöer, och habitatvalet varierar dessutom mellan olika delar av året. För att det ska finnas livskraftiga tjäderbestånd krävs funktionella skogslandskap med en blandning av uppvuxen, gles och luckig skog, täta sumpskogar, myrar och andra små våtmarker. Arten försvinner när skogen fragmenteras och den sammanlagda arealen hyggen och andra öppna områden blir för stor. Ett småskaligt och försiktigt virkesuttag genom hyggesfria metoder kan i vissa fall vara möjligt i området inom 200 m från lekcentrum. Längre ut från lekcentrum, inom 200–500 m bör den avverkade ytan inte överskrida 1 hektar för att undvika alltför stora och snabba förändringar (Skogsstyrelsen, 2019; SLU Artdatabanken, 2024).</w:t>
+      </w:r>
+    </w:p>
+    <w:p>
       <w:pPr>
         <w:pStyle w:val="Heading1"/>
       </w:pPr>
@@ -399,6 +731,22 @@
       <w:r>
         <w:t>I den avverkningsanmälda skogen har fridlysta arter sina livsmiljöer och växtplatser. Att skada de fridlysta arternas livsmiljöer, växtplatser eller ekologiska funktion är inte tillåtet enligt artskyddsförordningen.</w:t>
       </w:r>
+      <w:r>
+        <w:rPr>
+          <w:i/>
+        </w:rPr>
+        <w:t xml:space="preserve"> EU:s medlemsländer och skogsbolag är skyldiga att agera i enlighet med EU:s fågeldirektiv där det uttryckligen står att direktivet gäller för fåglar samt för deras ägg, bon och </w:t>
+      </w:r>
+      <w:r>
+        <w:rPr>
+          <w:b/>
+          <w:i/>
+        </w:rPr>
+        <w:t xml:space="preserve">livsmiljöer </w:t>
+      </w:r>
+      <w:r>
+        <w:t>(artikel 1). Vidare att de åtgärder som vidtas inte får leda till en försämring av den nuvarande situationen beträffande bevarandet av de fågelarter som avses i artikel 1 (artikel 13).</w:t>
+      </w:r>
     </w:p>
     <w:p>
       <w:r>
@@ -437,7 +785,7 @@
         <w:rPr>
           <w:i/>
         </w:rPr>
-        <w:t>I det avverkningsanmälda skogsområdet har 1 naturvårdsarter varav 1 rödlistade arter sina livsmiljöer och växtplatser.</w:t>
+        <w:t>I det avverkningsanmälda skogsområdet har 14 naturvårdsarter varav 11 rödlistade arter sina livsmiljöer och växtplatser.</w:t>
       </w:r>
     </w:p>
     <w:p>
@@ -869,6 +1217,276 @@
       </w:r>
       <w:r>
         <w:t>SLU Artdatabanken, Uppsala.</w:t>
+      </w:r>
+    </w:p>
+    <w:p>
+      <w:pPr>
+        <w:pStyle w:val="Heading1"/>
+      </w:pPr>
+      <w:r>
+        <w:t>Tretåig hackspett – ekologi samt krav på livsmiljön</w:t>
+      </w:r>
+    </w:p>
+    <w:p>
+      <w:r>
+        <w:t xml:space="preserve">Tretåig hackspett (NT) är fridlyst enligt §4 Artskyddsförordningen och finns med som prioriterad art i Skogsstyrelsen vägledning för skogsbruket (bilaga 4 till SVL). I vägledningen står bland annat att: </w:t>
+      </w:r>
+      <w:r>
+        <w:rPr>
+          <w:i/>
+        </w:rPr>
+        <w:t xml:space="preserve">“Tretåig hackspett har stora arealkrav och höga krav på sin livsmiljö. Omdaningen av naturskogar till kulturskogar medför en förlust av viktiga miljöer, något som förstärks av ökad fragmentering till följd av avverkningar.” </w:t>
+      </w:r>
+      <w:r>
+        <w:t xml:space="preserve">Vidare att: </w:t>
+      </w:r>
+      <w:r>
+        <w:rPr>
+          <w:i/>
+        </w:rPr>
+        <w:t>“Områden med dokumenterad permanent förekomst i naturskogsmiljöer har vanligen så stora naturvärden att skogsbruk är olämpligt”</w:t>
+      </w:r>
+      <w:r>
+        <w:t xml:space="preserve"> (SLU Artdatabanken, 2024; Skogsstyrelsen, 2016)</w:t>
+      </w:r>
+      <w:r>
+        <w:rPr>
+          <w:i/>
+        </w:rPr>
+        <w:t>.</w:t>
+      </w:r>
+    </w:p>
+    <w:p>
+      <w:r>
+        <w:t>Tretåig hackspett är beroende av större sammanhängande naturskogar med kontinuerlig tillgång och nybildning av död ved och fragmentering av livsmiljöerna utgör ett stort hot mot arten (se exempelvis Stachura-Skierczynska et al., 2009; Wesolowski et al., 2005; Butler et al., 2004; Pakkala et al., 2002; Amcoff et al., 1996; Virkkala, 1991). Det finns studier som visar att naturskogens självgallringsprocess som den tretåiga hackspetten är beroende av, inte kan ersättas med efterlämnad hänsyn i skogsbruket (Imbeau &amp; Desrochers, 2002).</w:t>
+      </w:r>
+    </w:p>
+    <w:p>
+      <w:r>
+        <w:t>Permanenta revir av tretåig hackspett karaktäriseras ofta av artens typiska ringformigt ordnade hackmärken på framför allt gamla granar. För att säkerställa att inte revir av tretåig hackspett drabbas av avverkningsplanerna bör en inventering göras i området både under häckningstid och under vintern, då arten utnyttjar betydligt större områden än under sommarens häckningsrevir. Storleken på häckningsreviret varierar med skogstypen, förekomsten av död ved och graden av fragmentering, men är i allmänhet i storleksordningen 25–100 hektar (SLU Artdatabanken, 2024; Skogsstyrelsen, 2016).</w:t>
+      </w:r>
+    </w:p>
+    <w:p>
+      <w:r>
+        <w:t xml:space="preserve">Förutom fridlysning enligt §4 Artskyddsförordningen är tretåig hackspett även förtecknad i EU:s fågeldirektiv bilaga 1. Den är typisk art för </w:t>
+      </w:r>
+      <w:r>
+        <w:rPr>
+          <w:i/>
+        </w:rPr>
+        <w:t xml:space="preserve">9010 Taiga, 9740 Skogsbevuxen myr, 9030 Landhöjningsskog </w:t>
+      </w:r>
+      <w:r>
+        <w:t xml:space="preserve">och </w:t>
+      </w:r>
+      <w:r>
+        <w:rPr>
+          <w:i/>
+        </w:rPr>
+        <w:t>9040 Fjällbjörkskog</w:t>
+      </w:r>
+      <w:r>
+        <w:t xml:space="preserve"> samt ingår i Natura 2000 och är förtecknad i Bernkonventionen bilaga II (strikt skyddade djurarter) (SLU Artdatabanken, 2024; Skogsstyrelsen, 2016).</w:t>
+      </w:r>
+    </w:p>
+    <w:p>
+      <w:pPr>
+        <w:pStyle w:val="Heading2"/>
+      </w:pPr>
+      <w:r>
+        <w:t>Referenser – tretåig hackspett</w:t>
+      </w:r>
+    </w:p>
+    <w:p>
+      <w:r>
+        <w:t xml:space="preserve">Amcoff, M. &amp; Eriksson, P. 1996. </w:t>
+      </w:r>
+      <w:r>
+        <w:rPr>
+          <w:i/>
+        </w:rPr>
+        <w:t xml:space="preserve">Förekomst av tretåig hackspett Picoides tridactylus på bestånds- och landskapsnivå. </w:t>
+      </w:r>
+      <w:r>
+        <w:t>Ornis Svecica 6: 107–119.</w:t>
+      </w:r>
+    </w:p>
+    <w:p>
+      <w:r>
+        <w:t xml:space="preserve">Butler, R., Angelstam, P., Ekelund, P. &amp; Schlaeffer, R. 2004. </w:t>
+      </w:r>
+      <w:r>
+        <w:rPr>
+          <w:i/>
+        </w:rPr>
+        <w:t xml:space="preserve">Dead wood threshold values for the three-toed woodpecker presence in boreal and sub-Alpine forest. </w:t>
+      </w:r>
+      <w:r>
+        <w:t>Biological conservation 119(3): 305–318.</w:t>
+      </w:r>
+    </w:p>
+    <w:p>
+      <w:r>
+        <w:t xml:space="preserve">Imbeau, L. &amp; Desrochers, A. 2002. </w:t>
+      </w:r>
+      <w:r>
+        <w:rPr>
+          <w:i/>
+        </w:rPr>
+        <w:t xml:space="preserve">Foraging Ecology and Use of Drumming Trees by Three-Toed Woodpeckers. </w:t>
+      </w:r>
+      <w:r>
+        <w:t>The Journal of Wildlife Management. Vol. 66, No. 1 (Jan., 2002), pp. 222–231.</w:t>
+      </w:r>
+    </w:p>
+    <w:p>
+      <w:r>
+        <w:t xml:space="preserve">Pakkala, T., Hanski, I. &amp; Tomppo, E. 2002. </w:t>
+      </w:r>
+      <w:r>
+        <w:rPr>
+          <w:i/>
+        </w:rPr>
+        <w:t xml:space="preserve">Spatial ecology of the three-toed woodpecker in managed forest landscapes. </w:t>
+      </w:r>
+      <w:r>
+        <w:t>Silva Fennica 36(1): 279–288.</w:t>
+      </w:r>
+    </w:p>
+    <w:p>
+      <w:r>
+        <w:t xml:space="preserve">Skogsstyrelsen, 2016. </w:t>
+      </w:r>
+      <w:r>
+        <w:rPr>
+          <w:i/>
+        </w:rPr>
+        <w:t>Vägledning för hänsyn till fåglar – Tretåig hackspett.</w:t>
+      </w:r>
+    </w:p>
+    <w:p>
+      <w:r>
+        <w:t xml:space="preserve">SLU Artdatabanken, 2024. </w:t>
+      </w:r>
+      <w:r>
+        <w:rPr>
+          <w:i/>
+        </w:rPr>
+        <w:t xml:space="preserve">Artfaktablad. Naturvård – artfakta. </w:t>
+      </w:r>
+      <w:r>
+        <w:t>SLU Artdatabanken, Uppsala.</w:t>
+      </w:r>
+    </w:p>
+    <w:p>
+      <w:r>
+        <w:t xml:space="preserve">Stachura-Skierczynska, K., Tumiel, T. &amp; Skierczynski, M. 2009. </w:t>
+      </w:r>
+      <w:r>
+        <w:rPr>
+          <w:i/>
+        </w:rPr>
+        <w:t xml:space="preserve">Habitat prediction model for three-toed woodpecker and its implications for the conservation of biologically valuable forests. </w:t>
+      </w:r>
+      <w:r>
+        <w:t>Forest Ecology and Management 258(5): 697–703.</w:t>
+      </w:r>
+    </w:p>
+    <w:p>
+      <w:r>
+        <w:t xml:space="preserve">Virkkala, R. 1991. </w:t>
+      </w:r>
+      <w:r>
+        <w:rPr>
+          <w:i/>
+        </w:rPr>
+        <w:t xml:space="preserve">Population trends of forest birds in a Finnish Lapland landscape of large habitat blocks – Consequences of stochastic environmental variation or regional habitat alteration. </w:t>
+      </w:r>
+      <w:r>
+        <w:t>Biological conservation 56(2): 223–240.</w:t>
+      </w:r>
+    </w:p>
+    <w:p>
+      <w:r>
+        <w:t xml:space="preserve">Wesolowski, T., Czeszczewik, D. &amp; Rowinski, P. 2005. </w:t>
+      </w:r>
+      <w:r>
+        <w:rPr>
+          <w:i/>
+        </w:rPr>
+        <w:t xml:space="preserve">Effects of forest management on Three-toed Woodpecker Picoides tridactylus distribution in the Bialowieza Forest (NE Poland): conservation implications. </w:t>
+      </w:r>
+      <w:r>
+        <w:t>Acta Ornithologica 40(1): 53–60.</w:t>
+      </w:r>
+    </w:p>
+    <w:p>
+      <w:pPr>
+        <w:pStyle w:val="Heading1"/>
+      </w:pPr>
+      <w:r>
+        <w:t>Tjäder – ekologi samt krav på livsmiljön</w:t>
+      </w:r>
+    </w:p>
+    <w:p>
+      <w:r>
+        <w:t xml:space="preserve">Tjäder (§4) omfattas av bilaga 1 och 2 EU:s fågeldirektiv och är typisk art för </w:t>
+      </w:r>
+      <w:r>
+        <w:rPr>
+          <w:i/>
+        </w:rPr>
+        <w:t xml:space="preserve">9010 Taiga </w:t>
+      </w:r>
+      <w:r>
+        <w:t xml:space="preserve">och </w:t>
+      </w:r>
+      <w:r>
+        <w:rPr>
+          <w:i/>
+        </w:rPr>
+        <w:t>9740 Skogsbevuxen myr</w:t>
+      </w:r>
+      <w:r>
+        <w:t>. Tjädern är en utpräglad skogsfågel knuten till större sammanhängande barrskogsområden. Tupparna och hönorna utnyttjar till viss del olika miljöer, och habitatvalet varierar dessutom mellan olika delar av året. För att det ska finnas livskraftiga tjäderbestånd krävs funktionella skogslandskap med en blandning av uppvuxen, gles och luckig skog, täta sumpskogar, myrar och andra små våtmarker (Skogsstyrelsen, 2019; SLU Artdatabanken 2024).</w:t>
+      </w:r>
+    </w:p>
+    <w:p>
+      <w:r>
+        <w:t>Arten försvinner när skogen fragmenteras och den sammanlagda arealen hyggen och andra öppna områden blir för stor. Ett småskaligt och försiktigt virkesuttag genom hyggesfria metoder kan i vissa fall vara möjligt i området inom 200 m från lekcentrum. Längre ut från lekcentrum, inom 200–500 m bör den avverkade ytan inte överskrida 1 hektar för att undvika alltför stora och snabba förändringar (Skogsstyrelsen, 2019).</w:t>
+      </w:r>
+    </w:p>
+    <w:p>
+      <w:pPr>
+        <w:pStyle w:val="Heading2"/>
+      </w:pPr>
+      <w:r>
+        <w:t>Referenser – tjäder</w:t>
+      </w:r>
+    </w:p>
+    <w:p>
+      <w:r>
+        <w:t xml:space="preserve">Skogsstyrelsen, 2019. </w:t>
+      </w:r>
+      <w:r>
+        <w:rPr>
+          <w:i/>
+        </w:rPr>
+        <w:t>Vägledning för hänsyn till fåglar – tjäder.</w:t>
+      </w:r>
+    </w:p>
+    <w:p>
+      <w:r>
+        <w:t xml:space="preserve">SLU Artdatabanken, 2024. </w:t>
+      </w:r>
+      <w:r>
+        <w:rPr>
+          <w:i/>
+        </w:rPr>
+        <w:t xml:space="preserve">Artfaktablad. Naturvård – artfakta. </w:t>
+      </w:r>
+      <w:r>
+        <w:t>SLU Artdatabanken, Uppsala</w:t>
       </w:r>
     </w:p>
     <w:sectPr>
@@ -999,7 +1617,7 @@
     <w:r>
       <w:tab/>
       <w:tab/>
-      <w:t>2026-08-14</w:t>
+      <w:t>2026-08-15</w:t>
       <w:br/>
       <w:br/>
     </w:r>

--- a/klagomål/A 22797-2026 FSC-klagomål.docx
+++ b/klagomål/A 22797-2026 FSC-klagomål.docx
@@ -1617,7 +1617,7 @@
     <w:r>
       <w:tab/>
       <w:tab/>
-      <w:t>2026-08-15</w:t>
+      <w:t>2026-08-16</w:t>
       <w:br/>
       <w:br/>
     </w:r>

--- a/klagomål/A 22797-2026 FSC-klagomål.docx
+++ b/klagomål/A 22797-2026 FSC-klagomål.docx
@@ -1617,7 +1617,7 @@
     <w:r>
       <w:tab/>
       <w:tab/>
-      <w:t>2026-08-16</w:t>
+      <w:t>2026-08-17</w:t>
       <w:br/>
       <w:br/>
     </w:r>

--- a/klagomål/A 22797-2026 FSC-klagomål.docx
+++ b/klagomål/A 22797-2026 FSC-klagomål.docx
@@ -1617,7 +1617,7 @@
     <w:r>
       <w:tab/>
       <w:tab/>
-      <w:t>2026-08-17</w:t>
+      <w:t>2026-08-18</w:t>
       <w:br/>
       <w:br/>
     </w:r>

--- a/klagomål/A 22797-2026 FSC-klagomål.docx
+++ b/klagomål/A 22797-2026 FSC-klagomål.docx
@@ -1617,7 +1617,7 @@
     <w:r>
       <w:tab/>
       <w:tab/>
-      <w:t>2026-08-18</w:t>
+      <w:t>2026-08-19</w:t>
       <w:br/>
       <w:br/>
     </w:r>

--- a/klagomål/A 22797-2026 FSC-klagomål.docx
+++ b/klagomål/A 22797-2026 FSC-klagomål.docx
@@ -1617,7 +1617,7 @@
     <w:r>
       <w:tab/>
       <w:tab/>
-      <w:t>2026-08-19</w:t>
+      <w:t>2026-08-20</w:t>
       <w:br/>
       <w:br/>
     </w:r>

--- a/klagomål/A 22797-2026 FSC-klagomål.docx
+++ b/klagomål/A 22797-2026 FSC-klagomål.docx
@@ -1617,7 +1617,7 @@
     <w:r>
       <w:tab/>
       <w:tab/>
-      <w:t>2026-08-20</w:t>
+      <w:t>2026-08-21</w:t>
       <w:br/>
       <w:br/>
     </w:r>

--- a/klagomål/A 22797-2026 FSC-klagomål.docx
+++ b/klagomål/A 22797-2026 FSC-klagomål.docx
@@ -1617,7 +1617,7 @@
     <w:r>
       <w:tab/>
       <w:tab/>
-      <w:t>2026-08-21</w:t>
+      <w:t>2026-08-22</w:t>
       <w:br/>
       <w:br/>
     </w:r>

--- a/klagomål/A 22797-2026 FSC-klagomål.docx
+++ b/klagomål/A 22797-2026 FSC-klagomål.docx
@@ -1617,7 +1617,7 @@
     <w:r>
       <w:tab/>
       <w:tab/>
-      <w:t>2026-08-22</w:t>
+      <w:t>2026-08-23</w:t>
       <w:br/>
       <w:br/>
     </w:r>

--- a/klagomål/A 22797-2026 FSC-klagomål.docx
+++ b/klagomål/A 22797-2026 FSC-klagomål.docx
@@ -1617,7 +1617,7 @@
     <w:r>
       <w:tab/>
       <w:tab/>
-      <w:t>2026-08-23</w:t>
+      <w:t>2026-08-24</w:t>
       <w:br/>
       <w:br/>
     </w:r>

--- a/klagomål/A 22797-2026 FSC-klagomål.docx
+++ b/klagomål/A 22797-2026 FSC-klagomål.docx
@@ -1617,7 +1617,7 @@
     <w:r>
       <w:tab/>
       <w:tab/>
-      <w:t>2026-08-24</w:t>
+      <w:t>2026-08-25</w:t>
       <w:br/>
       <w:br/>
     </w:r>

--- a/klagomål/A 22797-2026 FSC-klagomål.docx
+++ b/klagomål/A 22797-2026 FSC-klagomål.docx
@@ -1617,7 +1617,7 @@
     <w:r>
       <w:tab/>
       <w:tab/>
-      <w:t>2026-08-25</w:t>
+      <w:t>2026-08-26</w:t>
       <w:br/>
       <w:br/>
     </w:r>

--- a/klagomål/A 22797-2026 FSC-klagomål.docx
+++ b/klagomål/A 22797-2026 FSC-klagomål.docx
@@ -1617,7 +1617,7 @@
     <w:r>
       <w:tab/>
       <w:tab/>
-      <w:t>2026-08-26</w:t>
+      <w:t>2026-08-27</w:t>
       <w:br/>
       <w:br/>
     </w:r>

--- a/klagomål/A 22797-2026 FSC-klagomål.docx
+++ b/klagomål/A 22797-2026 FSC-klagomål.docx
@@ -1617,7 +1617,7 @@
     <w:r>
       <w:tab/>
       <w:tab/>
-      <w:t>2026-08-27</w:t>
+      <w:t>2026-08-28</w:t>
       <w:br/>
       <w:br/>
     </w:r>

--- a/klagomål/A 22797-2026 FSC-klagomål.docx
+++ b/klagomål/A 22797-2026 FSC-klagomål.docx
@@ -1617,7 +1617,7 @@
     <w:r>
       <w:tab/>
       <w:tab/>
-      <w:t>2026-08-28</w:t>
+      <w:t>2026-08-29</w:t>
       <w:br/>
       <w:br/>
     </w:r>

--- a/klagomål/A 22797-2026 FSC-klagomål.docx
+++ b/klagomål/A 22797-2026 FSC-klagomål.docx
@@ -1617,7 +1617,7 @@
     <w:r>
       <w:tab/>
       <w:tab/>
-      <w:t>2026-08-29</w:t>
+      <w:t>2026-08-31</w:t>
       <w:br/>
       <w:br/>
     </w:r>

--- a/klagomål/A 22797-2026 FSC-klagomål.docx
+++ b/klagomål/A 22797-2026 FSC-klagomål.docx
@@ -1617,7 +1617,7 @@
     <w:r>
       <w:tab/>
       <w:tab/>
-      <w:t>2026-08-31</w:t>
+      <w:t>2026-09-01</w:t>
       <w:br/>
       <w:br/>
     </w:r>

--- a/klagomål/A 22797-2026 FSC-klagomål.docx
+++ b/klagomål/A 22797-2026 FSC-klagomål.docx
@@ -1617,7 +1617,7 @@
     <w:r>
       <w:tab/>
       <w:tab/>
-      <w:t>2026-09-01</w:t>
+      <w:t>2026-09-02</w:t>
       <w:br/>
       <w:br/>
     </w:r>

--- a/klagomål/A 22797-2026 FSC-klagomål.docx
+++ b/klagomål/A 22797-2026 FSC-klagomål.docx
@@ -1617,7 +1617,7 @@
     <w:r>
       <w:tab/>
       <w:tab/>
-      <w:t>2026-09-02</w:t>
+      <w:t>2026-09-03</w:t>
       <w:br/>
       <w:br/>
     </w:r>

--- a/klagomål/A 22797-2026 FSC-klagomål.docx
+++ b/klagomål/A 22797-2026 FSC-klagomål.docx
@@ -1617,7 +1617,7 @@
     <w:r>
       <w:tab/>
       <w:tab/>
-      <w:t>2026-09-03</w:t>
+      <w:t>2026-09-04</w:t>
       <w:br/>
       <w:br/>
     </w:r>

--- a/klagomål/A 22797-2026 FSC-klagomål.docx
+++ b/klagomål/A 22797-2026 FSC-klagomål.docx
@@ -1617,7 +1617,7 @@
     <w:r>
       <w:tab/>
       <w:tab/>
-      <w:t>2026-09-04</w:t>
+      <w:t>2026-09-05</w:t>
       <w:br/>
       <w:br/>
     </w:r>

--- a/klagomål/A 22797-2026 FSC-klagomål.docx
+++ b/klagomål/A 22797-2026 FSC-klagomål.docx
@@ -1617,7 +1617,7 @@
     <w:r>
       <w:tab/>
       <w:tab/>
-      <w:t>2026-09-05</w:t>
+      <w:t>2026-09-06</w:t>
       <w:br/>
       <w:br/>
     </w:r>

--- a/klagomål/A 22797-2026 FSC-klagomål.docx
+++ b/klagomål/A 22797-2026 FSC-klagomål.docx
@@ -1617,7 +1617,7 @@
     <w:r>
       <w:tab/>
       <w:tab/>
-      <w:t>2026-09-06</w:t>
+      <w:t>2026-09-07</w:t>
       <w:br/>
       <w:br/>
     </w:r>

--- a/klagomål/A 22797-2026 FSC-klagomål.docx
+++ b/klagomål/A 22797-2026 FSC-klagomål.docx
@@ -1617,7 +1617,7 @@
     <w:r>
       <w:tab/>
       <w:tab/>
-      <w:t>2026-09-07</w:t>
+      <w:t>2026-09-08</w:t>
       <w:br/>
       <w:br/>
     </w:r>

--- a/klagomål/A 22797-2026 FSC-klagomål.docx
+++ b/klagomål/A 22797-2026 FSC-klagomål.docx
@@ -1617,7 +1617,7 @@
     <w:r>
       <w:tab/>
       <w:tab/>
-      <w:t>2026-09-08</w:t>
+      <w:t>2026-09-09</w:t>
       <w:br/>
       <w:br/>
     </w:r>

--- a/klagomål/A 22797-2026 FSC-klagomål.docx
+++ b/klagomål/A 22797-2026 FSC-klagomål.docx
@@ -1617,7 +1617,7 @@
     <w:r>
       <w:tab/>
       <w:tab/>
-      <w:t>2026-09-09</w:t>
+      <w:t>2026-09-10</w:t>
       <w:br/>
       <w:br/>
     </w:r>

--- a/klagomål/A 22797-2026 FSC-klagomål.docx
+++ b/klagomål/A 22797-2026 FSC-klagomål.docx
@@ -1617,7 +1617,7 @@
     <w:r>
       <w:tab/>
       <w:tab/>
-      <w:t>2026-09-10</w:t>
+      <w:t>2026-09-11</w:t>
       <w:br/>
       <w:br/>
     </w:r>

--- a/klagomål/A 22797-2026 FSC-klagomål.docx
+++ b/klagomål/A 22797-2026 FSC-klagomål.docx
@@ -1617,7 +1617,7 @@
     <w:r>
       <w:tab/>
       <w:tab/>
-      <w:t>2026-09-11</w:t>
+      <w:t>2026-09-12</w:t>
       <w:br/>
       <w:br/>
     </w:r>
